--- a/manuals/players_manual.docx
+++ b/manuals/players_manual.docx
@@ -4334,11 +4334,50 @@
     </w:p>
     <w:p>
       <w:pPr>
-        <w:spacing w:after="40"/>
-      </w:pPr>
+        <w:pStyle w:val="ListParagraph"/>
+        <w:numPr>
+          <w:ilvl w:val="0"/>
+          <w:numId w:val="2"/>
+        </w:numPr>
+        <w:spacing w:after="80"/>
+      </w:pPr>
+      <w:r>
+        <w:rPr>
+          <w:rFonts w:ascii="Arial" w:cs="Arial" w:eastAsia="Arial" w:hAnsi="Arial"/>
+          <w:color w:val="333333"/>
+          <w:sz w:val="22"/>
+          <w:szCs w:val="22"/>
+        </w:rPr>
+        <w:t xml:space="preserve"/>
+      </w:r>
+      <w:r>
+        <w:rPr>
+          <w:rFonts w:ascii="Arial" w:cs="Arial" w:eastAsia="Arial" w:hAnsi="Arial"/>
+          <w:b/>
+          <w:bCs/>
+          <w:color w:val="333333"/>
+          <w:sz w:val="22"/>
+          <w:szCs w:val="22"/>
+        </w:rPr>
+        <w:t xml:space="preserve">Shadow Step</w:t>
+      </w:r>
+      <w:r>
+        <w:rPr>
+          <w:rFonts w:ascii="Arial" w:cs="Arial" w:eastAsia="Arial" w:hAnsi="Arial"/>
+          <w:color w:val="333333"/>
+          <w:sz w:val="22"/>
+          <w:szCs w:val="22"/>
+        </w:rPr>
+        <w:t xml:space="preserve"> (Level 7+) — After attacking, the Thief can use any remaining movement to reposition. Only one attack per turn, but instead of the turn ending after the attack, the Thief moves with whatever steps remain from their 10-tile range.</w:t>
+      </w:r>
     </w:p>
     <w:p>
       <w:pPr>
+        <w:spacing w:after="40"/>
+      </w:pPr>
+    </w:p>
+    <w:p>
+      <w:pPr>
         <w:spacing w:after="160"/>
         <w:jc w:val="left"/>
       </w:pPr>
@@ -4351,7 +4390,7 @@
           <w:sz w:val="22"/>
           <w:szCs w:val="22"/>
         </w:rPr>
-        <w:t xml:space="preserve">The Thief has the longest combat range of any class (10 tiles), making them unmatched skirmishers. With a Short Bow they can pelt enemies from across the arena. At Level 3, Thieves gain Backstab, turning the humble Dagger into a devastating weapon. Their real value outside combat is Pick Locks and Detect Traps, which open up areas and loot that other classes can’t reach.</w:t>
+        <w:t xml:space="preserve">The Thief has the longest combat range of any class (10 tiles), making them unmatched skirmishers. With a Short Bow they can pelt enemies from across the arena. At Level 3, Thieves gain Backstab, turning the humble Dagger into a devastating weapon. At Level 7, Shadow Step transforms them into true hit-and-run fighters who can strike and slip away. Their real value outside combat is Pick Locks and Detect Traps, which open up areas and loot that other classes can’t reach.</w:t>
       </w:r>
     </w:p>
     <w:p>

--- a/manuals/players_manual.docx
+++ b/manuals/players_manual.docx
@@ -4418,7 +4418,7 @@
           <w:sz w:val="22"/>
           <w:szCs w:val="22"/>
         </w:rPr>
-        <w:t xml:space="preserve">Holy knight — a tough fighter with limited healing.</w:t>
+        <w:t xml:space="preserve">Holy knight — a tough fighter with limited healing and anti-undead power.</w:t>
       </w:r>
     </w:p>
     <w:tbl>
@@ -4887,6 +4887,125 @@
     </w:p>
     <w:p>
       <w:pPr>
+        <w:spacing w:after="160"/>
+        <w:jc w:val="left"/>
+      </w:pPr>
+      <w:r>
+        <w:rPr>
+          <w:rFonts w:ascii="Arial" w:cs="Arial" w:eastAsia="Arial" w:hAnsi="Arial"/>
+          <w:i w:val="false"/>
+          <w:iCs w:val="false"/>
+          <w:color w:val="333333"/>
+          <w:sz w:val="22"/>
+          <w:szCs w:val="22"/>
+        </w:rPr>
+        <w:t xml:space="preserve"/>
+      </w:r>
+      <w:r>
+        <w:rPr>
+          <w:rFonts w:ascii="Arial" w:cs="Arial" w:eastAsia="Arial" w:hAnsi="Arial"/>
+          <w:b/>
+          <w:bCs/>
+          <w:i w:val="false"/>
+          <w:iCs w:val="false"/>
+          <w:color w:val="333333"/>
+          <w:sz w:val="22"/>
+          <w:szCs w:val="22"/>
+        </w:rPr>
+        <w:t xml:space="preserve">Class Abilities:</w:t>
+      </w:r>
+      <w:r>
+        <w:rPr>
+          <w:rFonts w:ascii="Arial" w:cs="Arial" w:eastAsia="Arial" w:hAnsi="Arial"/>
+          <w:i w:val="false"/>
+          <w:iCs w:val="false"/>
+          <w:color w:val="333333"/>
+          <w:sz w:val="22"/>
+          <w:szCs w:val="22"/>
+        </w:rPr>
+        <w:t xml:space="preserve"/>
+      </w:r>
+    </w:p>
+    <w:p>
+      <w:pPr>
+        <w:pStyle w:val="ListParagraph"/>
+        <w:numPr>
+          <w:ilvl w:val="0"/>
+          <w:numId w:val="2"/>
+        </w:numPr>
+        <w:spacing w:after="80"/>
+      </w:pPr>
+      <w:r>
+        <w:rPr>
+          <w:rFonts w:ascii="Arial" w:cs="Arial" w:eastAsia="Arial" w:hAnsi="Arial"/>
+          <w:color w:val="333333"/>
+          <w:sz w:val="22"/>
+          <w:szCs w:val="22"/>
+        </w:rPr>
+        <w:t xml:space="preserve"/>
+      </w:r>
+      <w:r>
+        <w:rPr>
+          <w:rFonts w:ascii="Arial" w:cs="Arial" w:eastAsia="Arial" w:hAnsi="Arial"/>
+          <w:b/>
+          <w:bCs/>
+          <w:color w:val="333333"/>
+          <w:sz w:val="22"/>
+          <w:szCs w:val="22"/>
+        </w:rPr>
+        <w:t xml:space="preserve">Holy Smite</w:t>
+      </w:r>
+      <w:r>
+        <w:rPr>
+          <w:rFonts w:ascii="Arial" w:cs="Arial" w:eastAsia="Arial" w:hAnsi="Arial"/>
+          <w:color w:val="333333"/>
+          <w:sz w:val="22"/>
+          <w:szCs w:val="22"/>
+        </w:rPr>
+        <w:t xml:space="preserve"> — Attacks against undead deal double damage dice (melee and ranged).</w:t>
+      </w:r>
+    </w:p>
+    <w:p>
+      <w:pPr>
+        <w:pStyle w:val="ListParagraph"/>
+        <w:numPr>
+          <w:ilvl w:val="0"/>
+          <w:numId w:val="2"/>
+        </w:numPr>
+        <w:spacing w:after="80"/>
+      </w:pPr>
+      <w:r>
+        <w:rPr>
+          <w:rFonts w:ascii="Arial" w:cs="Arial" w:eastAsia="Arial" w:hAnsi="Arial"/>
+          <w:color w:val="333333"/>
+          <w:sz w:val="22"/>
+          <w:szCs w:val="22"/>
+        </w:rPr>
+        <w:t xml:space="preserve"/>
+      </w:r>
+      <w:r>
+        <w:rPr>
+          <w:rFonts w:ascii="Arial" w:cs="Arial" w:eastAsia="Arial" w:hAnsi="Arial"/>
+          <w:b/>
+          <w:bCs/>
+          <w:color w:val="333333"/>
+          <w:sz w:val="22"/>
+          <w:szCs w:val="22"/>
+        </w:rPr>
+        <w:t xml:space="preserve">Turn Undead</w:t>
+      </w:r>
+      <w:r>
+        <w:rPr>
+          <w:rFonts w:ascii="Arial" w:cs="Arial" w:eastAsia="Arial" w:hAnsi="Arial"/>
+          <w:color w:val="333333"/>
+          <w:sz w:val="22"/>
+          <w:szCs w:val="22"/>
+        </w:rPr>
+        <w:t xml:space="preserve"> (Free, once per rest) — Can cast Turn Undead once per rest without spending MP. Additional casts cost MP normally.</w:t>
+      </w:r>
+    </w:p>
+    <w:p>
+      <w:pPr>
         <w:spacing w:after="40"/>
       </w:pPr>
     </w:p>
@@ -4904,7 +5023,7 @@
           <w:sz w:val="22"/>
           <w:szCs w:val="22"/>
         </w:rPr>
-        <w:t xml:space="preserve">Paladins combine Fighter durability with limited Priest magic. They can wear the heaviest armor, use any weapon, and still cast healing spells (though with a smaller MP pool than a Cleric). They are a strong choice for parties that want a tanky frontliner with some healing versatility.</w:t>
+        <w:t xml:space="preserve">Paladins combine Fighter durability with limited Priest magic. They can wear the heaviest armor, use any weapon, and still cast healing spells (though with a smaller MP pool than a Cleric). Holy Smite makes them devastating against undead — every attack hits twice as hard — and their free Turn Undead means they can open any undead encounter with a powerful holy blast at no cost. They are a strong choice for parties that want a tanky frontliner with healing versatility and anti-undead power.</w:t>
       </w:r>
     </w:p>
     <w:p>
@@ -5125,7 +5244,7 @@
                 <w:sz w:val="20"/>
                 <w:szCs w:val="20"/>
               </w:rPr>
-              <w:t xml:space="preserve">15</w:t>
+              <w:t xml:space="preserve">10</w:t>
             </w:r>
           </w:p>
         </w:tc>
@@ -5158,7 +5277,7 @@
                 <w:sz w:val="20"/>
                 <w:szCs w:val="20"/>
               </w:rPr>
-              <w:t xml:space="preserve">0</w:t>
+              <w:t xml:space="preserve">3</w:t>
             </w:r>
           </w:p>
         </w:tc>
@@ -5418,7 +5537,7 @@
           <w:sz w:val="22"/>
           <w:szCs w:val="22"/>
         </w:rPr>
-        <w:t xml:space="preserve">Rangers match Fighters for HP per level and add bow proficiency plus limited healing magic. With a 3-tile combat range and Long Bow access they can deal serious ranged damage. A strong choice for parties that want a self-sufficient frontliner who can both fight and heal.</w:t>
+        <w:t xml:space="preserve">Rangers are durable frontliners with bow proficiency and limited healing magic. With a 3-tile combat range and Long Bow access they can deal serious ranged damage, and their small MP pool lets them cast the occasional Minor Heal. A strong choice for parties that want a self-sufficient frontliner who can both fight and heal.</w:t>
       </w:r>
     </w:p>
     <w:p>
@@ -6570,6 +6689,2546 @@
         <w:t xml:space="preserve">Alchemists have modest combat ability but provide unique value through potion crafting. Their 3-tile range gives them slightly better positioning than Wizards, and access to Sorcerer spells means they can still contribute offensive magic.</w:t>
       </w:r>
     </w:p>
+    <w:p>
+      <w:pPr>
+        <w:pStyle w:val="Heading2"/>
+        <w:spacing w:after="160" w:before="280"/>
+      </w:pPr>
+      <w:r>
+        <w:rPr>
+          <w:rFonts w:ascii="Arial" w:cs="Arial" w:eastAsia="Arial" w:hAnsi="Arial"/>
+        </w:rPr>
+        <w:t xml:space="preserve">Class Comparison</w:t>
+      </w:r>
+    </w:p>
+    <w:tbl>
+      <w:tblPr>
+        <w:tblW w:type="dxa" w:w="9360"/>
+        <w:tblBorders>
+          <w:top w:val="single" w:color="auto" w:sz="4"/>
+          <w:left w:val="single" w:color="auto" w:sz="4"/>
+          <w:bottom w:val="single" w:color="auto" w:sz="4"/>
+          <w:right w:val="single" w:color="auto" w:sz="4"/>
+          <w:insideH w:val="single" w:color="auto" w:sz="4"/>
+          <w:insideV w:val="single" w:color="auto" w:sz="4"/>
+        </w:tblBorders>
+      </w:tblPr>
+      <w:tblGrid>
+        <w:gridCol w:w="1200"/>
+        <w:gridCol w:w="900"/>
+        <w:gridCol w:w="900"/>
+        <w:gridCol w:w="800"/>
+        <w:gridCol w:w="1100"/>
+        <w:gridCol w:w="1000"/>
+        <w:gridCol w:w="1300"/>
+        <w:gridCol w:w="2160"/>
+      </w:tblGrid>
+      <w:tr>
+        <w:tc>
+          <w:tcPr>
+            <w:tcW w:type="dxa" w:w="1200"/>
+            <w:tcBorders>
+              <w:top w:val="single" w:color="CCCCCC" w:sz="1"/>
+              <w:left w:val="single" w:color="CCCCCC" w:sz="1"/>
+              <w:bottom w:val="single" w:color="CCCCCC" w:sz="1"/>
+              <w:right w:val="single" w:color="CCCCCC" w:sz="1"/>
+            </w:tcBorders>
+            <w:shd w:fill="1B3A5C" w:val="clear"/>
+            <w:tcMar>
+              <w:top w:type="dxa" w:w="60"/>
+              <w:left w:type="dxa" w:w="100"/>
+              <w:bottom w:type="dxa" w:w="60"/>
+              <w:right w:type="dxa" w:w="100"/>
+            </w:tcMar>
+            <w:vAlign w:val="center"/>
+          </w:tcPr>
+          <w:p>
+            <w:pPr>
+              <w:jc w:val="center"/>
+            </w:pPr>
+            <w:r>
+              <w:rPr>
+                <w:rFonts w:ascii="Arial" w:cs="Arial" w:eastAsia="Arial" w:hAnsi="Arial"/>
+                <w:b/>
+                <w:bCs/>
+                <w:color w:val="FFFFFF"/>
+                <w:sz w:val="20"/>
+                <w:szCs w:val="20"/>
+              </w:rPr>
+              <w:t xml:space="preserve">Class</w:t>
+            </w:r>
+          </w:p>
+        </w:tc>
+        <w:tc>
+          <w:tcPr>
+            <w:tcW w:type="dxa" w:w="900"/>
+            <w:tcBorders>
+              <w:top w:val="single" w:color="CCCCCC" w:sz="1"/>
+              <w:left w:val="single" w:color="CCCCCC" w:sz="1"/>
+              <w:bottom w:val="single" w:color="CCCCCC" w:sz="1"/>
+              <w:right w:val="single" w:color="CCCCCC" w:sz="1"/>
+            </w:tcBorders>
+            <w:shd w:fill="1B3A5C" w:val="clear"/>
+            <w:tcMar>
+              <w:top w:type="dxa" w:w="60"/>
+              <w:left w:type="dxa" w:w="100"/>
+              <w:bottom w:type="dxa" w:w="60"/>
+              <w:right w:type="dxa" w:w="100"/>
+            </w:tcMar>
+            <w:vAlign w:val="center"/>
+          </w:tcPr>
+          <w:p>
+            <w:pPr>
+              <w:jc w:val="center"/>
+            </w:pPr>
+            <w:r>
+              <w:rPr>
+                <w:rFonts w:ascii="Arial" w:cs="Arial" w:eastAsia="Arial" w:hAnsi="Arial"/>
+                <w:b/>
+                <w:bCs/>
+                <w:color w:val="FFFFFF"/>
+                <w:sz w:val="20"/>
+                <w:szCs w:val="20"/>
+              </w:rPr>
+              <w:t xml:space="preserve">Base HP/Lvl</w:t>
+            </w:r>
+          </w:p>
+        </w:tc>
+        <w:tc>
+          <w:tcPr>
+            <w:tcW w:type="dxa" w:w="900"/>
+            <w:tcBorders>
+              <w:top w:val="single" w:color="CCCCCC" w:sz="1"/>
+              <w:left w:val="single" w:color="CCCCCC" w:sz="1"/>
+              <w:bottom w:val="single" w:color="CCCCCC" w:sz="1"/>
+              <w:right w:val="single" w:color="CCCCCC" w:sz="1"/>
+            </w:tcBorders>
+            <w:shd w:fill="1B3A5C" w:val="clear"/>
+            <w:tcMar>
+              <w:top w:type="dxa" w:w="60"/>
+              <w:left w:type="dxa" w:w="100"/>
+              <w:bottom w:type="dxa" w:w="60"/>
+              <w:right w:type="dxa" w:w="100"/>
+            </w:tcMar>
+            <w:vAlign w:val="center"/>
+          </w:tcPr>
+          <w:p>
+            <w:pPr>
+              <w:jc w:val="center"/>
+            </w:pPr>
+            <w:r>
+              <w:rPr>
+                <w:rFonts w:ascii="Arial" w:cs="Arial" w:eastAsia="Arial" w:hAnsi="Arial"/>
+                <w:b/>
+                <w:bCs/>
+                <w:color w:val="FFFFFF"/>
+                <w:sz w:val="20"/>
+                <w:szCs w:val="20"/>
+              </w:rPr>
+              <w:t xml:space="preserve">Base MP/Lvl</w:t>
+            </w:r>
+          </w:p>
+        </w:tc>
+        <w:tc>
+          <w:tcPr>
+            <w:tcW w:type="dxa" w:w="800"/>
+            <w:tcBorders>
+              <w:top w:val="single" w:color="CCCCCC" w:sz="1"/>
+              <w:left w:val="single" w:color="CCCCCC" w:sz="1"/>
+              <w:bottom w:val="single" w:color="CCCCCC" w:sz="1"/>
+              <w:right w:val="single" w:color="CCCCCC" w:sz="1"/>
+            </w:tcBorders>
+            <w:shd w:fill="1B3A5C" w:val="clear"/>
+            <w:tcMar>
+              <w:top w:type="dxa" w:w="60"/>
+              <w:left w:type="dxa" w:w="100"/>
+              <w:bottom w:type="dxa" w:w="60"/>
+              <w:right w:type="dxa" w:w="100"/>
+            </w:tcMar>
+            <w:vAlign w:val="center"/>
+          </w:tcPr>
+          <w:p>
+            <w:pPr>
+              <w:jc w:val="center"/>
+            </w:pPr>
+            <w:r>
+              <w:rPr>
+                <w:rFonts w:ascii="Arial" w:cs="Arial" w:eastAsia="Arial" w:hAnsi="Arial"/>
+                <w:b/>
+                <w:bCs/>
+                <w:color w:val="FFFFFF"/>
+                <w:sz w:val="20"/>
+                <w:szCs w:val="20"/>
+              </w:rPr>
+              <w:t xml:space="preserve">Range</w:t>
+            </w:r>
+          </w:p>
+        </w:tc>
+        <w:tc>
+          <w:tcPr>
+            <w:tcW w:type="dxa" w:w="1100"/>
+            <w:tcBorders>
+              <w:top w:val="single" w:color="CCCCCC" w:sz="1"/>
+              <w:left w:val="single" w:color="CCCCCC" w:sz="1"/>
+              <w:bottom w:val="single" w:color="CCCCCC" w:sz="1"/>
+              <w:right w:val="single" w:color="CCCCCC" w:sz="1"/>
+            </w:tcBorders>
+            <w:shd w:fill="1B3A5C" w:val="clear"/>
+            <w:tcMar>
+              <w:top w:type="dxa" w:w="60"/>
+              <w:left w:type="dxa" w:w="100"/>
+              <w:bottom w:type="dxa" w:w="60"/>
+              <w:right w:type="dxa" w:w="100"/>
+            </w:tcMar>
+            <w:vAlign w:val="center"/>
+          </w:tcPr>
+          <w:p>
+            <w:pPr>
+              <w:jc w:val="center"/>
+            </w:pPr>
+            <w:r>
+              <w:rPr>
+                <w:rFonts w:ascii="Arial" w:cs="Arial" w:eastAsia="Arial" w:hAnsi="Arial"/>
+                <w:b/>
+                <w:bCs/>
+                <w:color w:val="FFFFFF"/>
+                <w:sz w:val="20"/>
+                <w:szCs w:val="20"/>
+              </w:rPr>
+              <w:t xml:space="preserve">Spell Type</w:t>
+            </w:r>
+          </w:p>
+        </w:tc>
+        <w:tc>
+          <w:tcPr>
+            <w:tcW w:type="dxa" w:w="1000"/>
+            <w:tcBorders>
+              <w:top w:val="single" w:color="CCCCCC" w:sz="1"/>
+              <w:left w:val="single" w:color="CCCCCC" w:sz="1"/>
+              <w:bottom w:val="single" w:color="CCCCCC" w:sz="1"/>
+              <w:right w:val="single" w:color="CCCCCC" w:sz="1"/>
+            </w:tcBorders>
+            <w:shd w:fill="1B3A5C" w:val="clear"/>
+            <w:tcMar>
+              <w:top w:type="dxa" w:w="60"/>
+              <w:left w:type="dxa" w:w="100"/>
+              <w:bottom w:type="dxa" w:w="60"/>
+              <w:right w:type="dxa" w:w="100"/>
+            </w:tcMar>
+            <w:vAlign w:val="center"/>
+          </w:tcPr>
+          <w:p>
+            <w:pPr>
+              <w:jc w:val="center"/>
+            </w:pPr>
+            <w:r>
+              <w:rPr>
+                <w:rFonts w:ascii="Arial" w:cs="Arial" w:eastAsia="Arial" w:hAnsi="Arial"/>
+                <w:b/>
+                <w:bCs/>
+                <w:color w:val="FFFFFF"/>
+                <w:sz w:val="20"/>
+                <w:szCs w:val="20"/>
+              </w:rPr>
+              <w:t xml:space="preserve">Best Armor</w:t>
+            </w:r>
+          </w:p>
+        </w:tc>
+        <w:tc>
+          <w:tcPr>
+            <w:tcW w:type="dxa" w:w="1300"/>
+            <w:tcBorders>
+              <w:top w:val="single" w:color="CCCCCC" w:sz="1"/>
+              <w:left w:val="single" w:color="CCCCCC" w:sz="1"/>
+              <w:bottom w:val="single" w:color="CCCCCC" w:sz="1"/>
+              <w:right w:val="single" w:color="CCCCCC" w:sz="1"/>
+            </w:tcBorders>
+            <w:shd w:fill="1B3A5C" w:val="clear"/>
+            <w:tcMar>
+              <w:top w:type="dxa" w:w="60"/>
+              <w:left w:type="dxa" w:w="100"/>
+              <w:bottom w:type="dxa" w:w="60"/>
+              <w:right w:type="dxa" w:w="100"/>
+            </w:tcMar>
+            <w:vAlign w:val="center"/>
+          </w:tcPr>
+          <w:p>
+            <w:pPr>
+              <w:jc w:val="center"/>
+            </w:pPr>
+            <w:r>
+              <w:rPr>
+                <w:rFonts w:ascii="Arial" w:cs="Arial" w:eastAsia="Arial" w:hAnsi="Arial"/>
+                <w:b/>
+                <w:bCs/>
+                <w:color w:val="FFFFFF"/>
+                <w:sz w:val="20"/>
+                <w:szCs w:val="20"/>
+              </w:rPr>
+              <w:t xml:space="preserve">MP Source</w:t>
+            </w:r>
+          </w:p>
+        </w:tc>
+        <w:tc>
+          <w:tcPr>
+            <w:tcW w:type="dxa" w:w="2160"/>
+            <w:tcBorders>
+              <w:top w:val="single" w:color="CCCCCC" w:sz="1"/>
+              <w:left w:val="single" w:color="CCCCCC" w:sz="1"/>
+              <w:bottom w:val="single" w:color="CCCCCC" w:sz="1"/>
+              <w:right w:val="single" w:color="CCCCCC" w:sz="1"/>
+            </w:tcBorders>
+            <w:shd w:fill="1B3A5C" w:val="clear"/>
+            <w:tcMar>
+              <w:top w:type="dxa" w:w="60"/>
+              <w:left w:type="dxa" w:w="100"/>
+              <w:bottom w:type="dxa" w:w="60"/>
+              <w:right w:type="dxa" w:w="100"/>
+            </w:tcMar>
+            <w:vAlign w:val="center"/>
+          </w:tcPr>
+          <w:p>
+            <w:pPr>
+              <w:jc w:val="center"/>
+            </w:pPr>
+            <w:r>
+              <w:rPr>
+                <w:rFonts w:ascii="Arial" w:cs="Arial" w:eastAsia="Arial" w:hAnsi="Arial"/>
+                <w:b/>
+                <w:bCs/>
+                <w:color w:val="FFFFFF"/>
+                <w:sz w:val="20"/>
+                <w:szCs w:val="20"/>
+              </w:rPr>
+              <w:t xml:space="preserve">Key Abilities</w:t>
+            </w:r>
+          </w:p>
+        </w:tc>
+      </w:tr>
+      <w:tr>
+        <w:tc>
+          <w:tcPr>
+            <w:tcW w:type="dxa" w:w="1200"/>
+            <w:tcBorders>
+              <w:top w:val="single" w:color="CCCCCC" w:sz="1"/>
+              <w:left w:val="single" w:color="CCCCCC" w:sz="1"/>
+              <w:bottom w:val="single" w:color="CCCCCC" w:sz="1"/>
+              <w:right w:val="single" w:color="CCCCCC" w:sz="1"/>
+            </w:tcBorders>
+            <w:tcMar>
+              <w:top w:type="dxa" w:w="60"/>
+              <w:left w:type="dxa" w:w="100"/>
+              <w:bottom w:type="dxa" w:w="60"/>
+              <w:right w:type="dxa" w:w="100"/>
+            </w:tcMar>
+          </w:tcPr>
+          <w:p>
+            <w:pPr>
+              <w:jc w:val="left"/>
+            </w:pPr>
+            <w:r>
+              <w:rPr>
+                <w:rFonts w:ascii="Arial" w:cs="Arial" w:eastAsia="Arial" w:hAnsi="Arial"/>
+                <w:b/>
+                <w:bCs/>
+                <w:color w:val="333333"/>
+                <w:sz w:val="20"/>
+                <w:szCs w:val="20"/>
+              </w:rPr>
+              <w:t xml:space="preserve">Fighter</w:t>
+            </w:r>
+          </w:p>
+        </w:tc>
+        <w:tc>
+          <w:tcPr>
+            <w:tcW w:type="dxa" w:w="900"/>
+            <w:tcBorders>
+              <w:top w:val="single" w:color="CCCCCC" w:sz="1"/>
+              <w:left w:val="single" w:color="CCCCCC" w:sz="1"/>
+              <w:bottom w:val="single" w:color="CCCCCC" w:sz="1"/>
+              <w:right w:val="single" w:color="CCCCCC" w:sz="1"/>
+            </w:tcBorders>
+            <w:tcMar>
+              <w:top w:type="dxa" w:w="60"/>
+              <w:left w:type="dxa" w:w="100"/>
+              <w:bottom w:type="dxa" w:w="60"/>
+              <w:right w:type="dxa" w:w="100"/>
+            </w:tcMar>
+          </w:tcPr>
+          <w:p>
+            <w:pPr>
+              <w:jc w:val="left"/>
+            </w:pPr>
+            <w:r>
+              <w:rPr>
+                <w:rFonts w:ascii="Arial" w:cs="Arial" w:eastAsia="Arial" w:hAnsi="Arial"/>
+                <w:b w:val="false"/>
+                <w:bCs w:val="false"/>
+                <w:color w:val="333333"/>
+                <w:sz w:val="20"/>
+                <w:szCs w:val="20"/>
+              </w:rPr>
+              <w:t xml:space="preserve">15</w:t>
+            </w:r>
+          </w:p>
+        </w:tc>
+        <w:tc>
+          <w:tcPr>
+            <w:tcW w:type="dxa" w:w="900"/>
+            <w:tcBorders>
+              <w:top w:val="single" w:color="CCCCCC" w:sz="1"/>
+              <w:left w:val="single" w:color="CCCCCC" w:sz="1"/>
+              <w:bottom w:val="single" w:color="CCCCCC" w:sz="1"/>
+              <w:right w:val="single" w:color="CCCCCC" w:sz="1"/>
+            </w:tcBorders>
+            <w:tcMar>
+              <w:top w:type="dxa" w:w="60"/>
+              <w:left w:type="dxa" w:w="100"/>
+              <w:bottom w:type="dxa" w:w="60"/>
+              <w:right w:type="dxa" w:w="100"/>
+            </w:tcMar>
+          </w:tcPr>
+          <w:p>
+            <w:pPr>
+              <w:jc w:val="left"/>
+            </w:pPr>
+            <w:r>
+              <w:rPr>
+                <w:rFonts w:ascii="Arial" w:cs="Arial" w:eastAsia="Arial" w:hAnsi="Arial"/>
+                <w:b w:val="false"/>
+                <w:bCs w:val="false"/>
+                <w:color w:val="333333"/>
+                <w:sz w:val="20"/>
+                <w:szCs w:val="20"/>
+              </w:rPr>
+              <w:t xml:space="preserve">0</w:t>
+            </w:r>
+          </w:p>
+        </w:tc>
+        <w:tc>
+          <w:tcPr>
+            <w:tcW w:type="dxa" w:w="800"/>
+            <w:tcBorders>
+              <w:top w:val="single" w:color="CCCCCC" w:sz="1"/>
+              <w:left w:val="single" w:color="CCCCCC" w:sz="1"/>
+              <w:bottom w:val="single" w:color="CCCCCC" w:sz="1"/>
+              <w:right w:val="single" w:color="CCCCCC" w:sz="1"/>
+            </w:tcBorders>
+            <w:tcMar>
+              <w:top w:type="dxa" w:w="60"/>
+              <w:left w:type="dxa" w:w="100"/>
+              <w:bottom w:type="dxa" w:w="60"/>
+              <w:right w:type="dxa" w:w="100"/>
+            </w:tcMar>
+          </w:tcPr>
+          <w:p>
+            <w:pPr>
+              <w:jc w:val="left"/>
+            </w:pPr>
+            <w:r>
+              <w:rPr>
+                <w:rFonts w:ascii="Arial" w:cs="Arial" w:eastAsia="Arial" w:hAnsi="Arial"/>
+                <w:b w:val="false"/>
+                <w:bCs w:val="false"/>
+                <w:color w:val="333333"/>
+                <w:sz w:val="20"/>
+                <w:szCs w:val="20"/>
+              </w:rPr>
+              <w:t xml:space="preserve">4</w:t>
+            </w:r>
+          </w:p>
+        </w:tc>
+        <w:tc>
+          <w:tcPr>
+            <w:tcW w:type="dxa" w:w="1100"/>
+            <w:tcBorders>
+              <w:top w:val="single" w:color="CCCCCC" w:sz="1"/>
+              <w:left w:val="single" w:color="CCCCCC" w:sz="1"/>
+              <w:bottom w:val="single" w:color="CCCCCC" w:sz="1"/>
+              <w:right w:val="single" w:color="CCCCCC" w:sz="1"/>
+            </w:tcBorders>
+            <w:tcMar>
+              <w:top w:type="dxa" w:w="60"/>
+              <w:left w:type="dxa" w:w="100"/>
+              <w:bottom w:type="dxa" w:w="60"/>
+              <w:right w:type="dxa" w:w="100"/>
+            </w:tcMar>
+          </w:tcPr>
+          <w:p>
+            <w:pPr>
+              <w:jc w:val="left"/>
+            </w:pPr>
+            <w:r>
+              <w:rPr>
+                <w:rFonts w:ascii="Arial" w:cs="Arial" w:eastAsia="Arial" w:hAnsi="Arial"/>
+                <w:b w:val="false"/>
+                <w:bCs w:val="false"/>
+                <w:color w:val="333333"/>
+                <w:sz w:val="20"/>
+                <w:szCs w:val="20"/>
+              </w:rPr>
+              <w:t xml:space="preserve">None</w:t>
+            </w:r>
+          </w:p>
+        </w:tc>
+        <w:tc>
+          <w:tcPr>
+            <w:tcW w:type="dxa" w:w="1000"/>
+            <w:tcBorders>
+              <w:top w:val="single" w:color="CCCCCC" w:sz="1"/>
+              <w:left w:val="single" w:color="CCCCCC" w:sz="1"/>
+              <w:bottom w:val="single" w:color="CCCCCC" w:sz="1"/>
+              <w:right w:val="single" w:color="CCCCCC" w:sz="1"/>
+            </w:tcBorders>
+            <w:tcMar>
+              <w:top w:type="dxa" w:w="60"/>
+              <w:left w:type="dxa" w:w="100"/>
+              <w:bottom w:type="dxa" w:w="60"/>
+              <w:right w:type="dxa" w:w="100"/>
+            </w:tcMar>
+          </w:tcPr>
+          <w:p>
+            <w:pPr>
+              <w:jc w:val="left"/>
+            </w:pPr>
+            <w:r>
+              <w:rPr>
+                <w:rFonts w:ascii="Arial" w:cs="Arial" w:eastAsia="Arial" w:hAnsi="Arial"/>
+                <w:b w:val="false"/>
+                <w:bCs w:val="false"/>
+                <w:color w:val="333333"/>
+                <w:sz w:val="20"/>
+                <w:szCs w:val="20"/>
+              </w:rPr>
+              <w:t xml:space="preserve">Plate</w:t>
+            </w:r>
+          </w:p>
+        </w:tc>
+        <w:tc>
+          <w:tcPr>
+            <w:tcW w:type="dxa" w:w="1300"/>
+            <w:tcBorders>
+              <w:top w:val="single" w:color="CCCCCC" w:sz="1"/>
+              <w:left w:val="single" w:color="CCCCCC" w:sz="1"/>
+              <w:bottom w:val="single" w:color="CCCCCC" w:sz="1"/>
+              <w:right w:val="single" w:color="CCCCCC" w:sz="1"/>
+            </w:tcBorders>
+            <w:tcMar>
+              <w:top w:type="dxa" w:w="60"/>
+              <w:left w:type="dxa" w:w="100"/>
+              <w:bottom w:type="dxa" w:w="60"/>
+              <w:right w:type="dxa" w:w="100"/>
+            </w:tcMar>
+          </w:tcPr>
+          <w:p>
+            <w:pPr>
+              <w:jc w:val="left"/>
+            </w:pPr>
+            <w:r>
+              <w:rPr>
+                <w:rFonts w:ascii="Arial" w:cs="Arial" w:eastAsia="Arial" w:hAnsi="Arial"/>
+                <w:b w:val="false"/>
+                <w:bCs w:val="false"/>
+                <w:color w:val="333333"/>
+                <w:sz w:val="20"/>
+                <w:szCs w:val="20"/>
+              </w:rPr>
+              <w:t xml:space="preserve">—</w:t>
+            </w:r>
+          </w:p>
+        </w:tc>
+        <w:tc>
+          <w:tcPr>
+            <w:tcW w:type="dxa" w:w="2160"/>
+            <w:tcBorders>
+              <w:top w:val="single" w:color="CCCCCC" w:sz="1"/>
+              <w:left w:val="single" w:color="CCCCCC" w:sz="1"/>
+              <w:bottom w:val="single" w:color="CCCCCC" w:sz="1"/>
+              <w:right w:val="single" w:color="CCCCCC" w:sz="1"/>
+            </w:tcBorders>
+            <w:tcMar>
+              <w:top w:type="dxa" w:w="60"/>
+              <w:left w:type="dxa" w:w="100"/>
+              <w:bottom w:type="dxa" w:w="60"/>
+              <w:right w:type="dxa" w:w="100"/>
+            </w:tcMar>
+          </w:tcPr>
+          <w:p>
+            <w:pPr>
+              <w:jc w:val="left"/>
+            </w:pPr>
+            <w:r>
+              <w:rPr>
+                <w:rFonts w:ascii="Arial" w:cs="Arial" w:eastAsia="Arial" w:hAnsi="Arial"/>
+                <w:b w:val="false"/>
+                <w:bCs w:val="false"/>
+                <w:color w:val="333333"/>
+                <w:sz w:val="20"/>
+                <w:szCs w:val="20"/>
+              </w:rPr>
+              <w:t xml:space="preserve">—</w:t>
+            </w:r>
+          </w:p>
+        </w:tc>
+      </w:tr>
+      <w:tr>
+        <w:tc>
+          <w:tcPr>
+            <w:tcW w:type="dxa" w:w="1200"/>
+            <w:tcBorders>
+              <w:top w:val="single" w:color="CCCCCC" w:sz="1"/>
+              <w:left w:val="single" w:color="CCCCCC" w:sz="1"/>
+              <w:bottom w:val="single" w:color="CCCCCC" w:sz="1"/>
+              <w:right w:val="single" w:color="CCCCCC" w:sz="1"/>
+            </w:tcBorders>
+            <w:shd w:fill="F2F2F2" w:val="clear"/>
+            <w:tcMar>
+              <w:top w:type="dxa" w:w="60"/>
+              <w:left w:type="dxa" w:w="100"/>
+              <w:bottom w:type="dxa" w:w="60"/>
+              <w:right w:type="dxa" w:w="100"/>
+            </w:tcMar>
+          </w:tcPr>
+          <w:p>
+            <w:pPr>
+              <w:jc w:val="left"/>
+            </w:pPr>
+            <w:r>
+              <w:rPr>
+                <w:rFonts w:ascii="Arial" w:cs="Arial" w:eastAsia="Arial" w:hAnsi="Arial"/>
+                <w:b/>
+                <w:bCs/>
+                <w:color w:val="333333"/>
+                <w:sz w:val="20"/>
+                <w:szCs w:val="20"/>
+              </w:rPr>
+              <w:t xml:space="preserve">Wizard</w:t>
+            </w:r>
+          </w:p>
+        </w:tc>
+        <w:tc>
+          <w:tcPr>
+            <w:tcW w:type="dxa" w:w="900"/>
+            <w:tcBorders>
+              <w:top w:val="single" w:color="CCCCCC" w:sz="1"/>
+              <w:left w:val="single" w:color="CCCCCC" w:sz="1"/>
+              <w:bottom w:val="single" w:color="CCCCCC" w:sz="1"/>
+              <w:right w:val="single" w:color="CCCCCC" w:sz="1"/>
+            </w:tcBorders>
+            <w:shd w:fill="F2F2F2" w:val="clear"/>
+            <w:tcMar>
+              <w:top w:type="dxa" w:w="60"/>
+              <w:left w:type="dxa" w:w="100"/>
+              <w:bottom w:type="dxa" w:w="60"/>
+              <w:right w:type="dxa" w:w="100"/>
+            </w:tcMar>
+          </w:tcPr>
+          <w:p>
+            <w:pPr>
+              <w:jc w:val="left"/>
+            </w:pPr>
+            <w:r>
+              <w:rPr>
+                <w:rFonts w:ascii="Arial" w:cs="Arial" w:eastAsia="Arial" w:hAnsi="Arial"/>
+                <w:b w:val="false"/>
+                <w:bCs w:val="false"/>
+                <w:color w:val="333333"/>
+                <w:sz w:val="20"/>
+                <w:szCs w:val="20"/>
+              </w:rPr>
+              <w:t xml:space="preserve">4</w:t>
+            </w:r>
+          </w:p>
+        </w:tc>
+        <w:tc>
+          <w:tcPr>
+            <w:tcW w:type="dxa" w:w="900"/>
+            <w:tcBorders>
+              <w:top w:val="single" w:color="CCCCCC" w:sz="1"/>
+              <w:left w:val="single" w:color="CCCCCC" w:sz="1"/>
+              <w:bottom w:val="single" w:color="CCCCCC" w:sz="1"/>
+              <w:right w:val="single" w:color="CCCCCC" w:sz="1"/>
+            </w:tcBorders>
+            <w:shd w:fill="F2F2F2" w:val="clear"/>
+            <w:tcMar>
+              <w:top w:type="dxa" w:w="60"/>
+              <w:left w:type="dxa" w:w="100"/>
+              <w:bottom w:type="dxa" w:w="60"/>
+              <w:right w:type="dxa" w:w="100"/>
+            </w:tcMar>
+          </w:tcPr>
+          <w:p>
+            <w:pPr>
+              <w:jc w:val="left"/>
+            </w:pPr>
+            <w:r>
+              <w:rPr>
+                <w:rFonts w:ascii="Arial" w:cs="Arial" w:eastAsia="Arial" w:hAnsi="Arial"/>
+                <w:b w:val="false"/>
+                <w:bCs w:val="false"/>
+                <w:color w:val="333333"/>
+                <w:sz w:val="20"/>
+                <w:szCs w:val="20"/>
+              </w:rPr>
+              <w:t xml:space="preserve">15</w:t>
+            </w:r>
+          </w:p>
+        </w:tc>
+        <w:tc>
+          <w:tcPr>
+            <w:tcW w:type="dxa" w:w="800"/>
+            <w:tcBorders>
+              <w:top w:val="single" w:color="CCCCCC" w:sz="1"/>
+              <w:left w:val="single" w:color="CCCCCC" w:sz="1"/>
+              <w:bottom w:val="single" w:color="CCCCCC" w:sz="1"/>
+              <w:right w:val="single" w:color="CCCCCC" w:sz="1"/>
+            </w:tcBorders>
+            <w:shd w:fill="F2F2F2" w:val="clear"/>
+            <w:tcMar>
+              <w:top w:type="dxa" w:w="60"/>
+              <w:left w:type="dxa" w:w="100"/>
+              <w:bottom w:type="dxa" w:w="60"/>
+              <w:right w:type="dxa" w:w="100"/>
+            </w:tcMar>
+          </w:tcPr>
+          <w:p>
+            <w:pPr>
+              <w:jc w:val="left"/>
+            </w:pPr>
+            <w:r>
+              <w:rPr>
+                <w:rFonts w:ascii="Arial" w:cs="Arial" w:eastAsia="Arial" w:hAnsi="Arial"/>
+                <w:b w:val="false"/>
+                <w:bCs w:val="false"/>
+                <w:color w:val="333333"/>
+                <w:sz w:val="20"/>
+                <w:szCs w:val="20"/>
+              </w:rPr>
+              <w:t xml:space="preserve">2</w:t>
+            </w:r>
+          </w:p>
+        </w:tc>
+        <w:tc>
+          <w:tcPr>
+            <w:tcW w:type="dxa" w:w="1100"/>
+            <w:tcBorders>
+              <w:top w:val="single" w:color="CCCCCC" w:sz="1"/>
+              <w:left w:val="single" w:color="CCCCCC" w:sz="1"/>
+              <w:bottom w:val="single" w:color="CCCCCC" w:sz="1"/>
+              <w:right w:val="single" w:color="CCCCCC" w:sz="1"/>
+            </w:tcBorders>
+            <w:shd w:fill="F2F2F2" w:val="clear"/>
+            <w:tcMar>
+              <w:top w:type="dxa" w:w="60"/>
+              <w:left w:type="dxa" w:w="100"/>
+              <w:bottom w:type="dxa" w:w="60"/>
+              <w:right w:type="dxa" w:w="100"/>
+            </w:tcMar>
+          </w:tcPr>
+          <w:p>
+            <w:pPr>
+              <w:jc w:val="left"/>
+            </w:pPr>
+            <w:r>
+              <w:rPr>
+                <w:rFonts w:ascii="Arial" w:cs="Arial" w:eastAsia="Arial" w:hAnsi="Arial"/>
+                <w:b w:val="false"/>
+                <w:bCs w:val="false"/>
+                <w:color w:val="333333"/>
+                <w:sz w:val="20"/>
+                <w:szCs w:val="20"/>
+              </w:rPr>
+              <w:t xml:space="preserve">Sorcerer</w:t>
+            </w:r>
+          </w:p>
+        </w:tc>
+        <w:tc>
+          <w:tcPr>
+            <w:tcW w:type="dxa" w:w="1000"/>
+            <w:tcBorders>
+              <w:top w:val="single" w:color="CCCCCC" w:sz="1"/>
+              <w:left w:val="single" w:color="CCCCCC" w:sz="1"/>
+              <w:bottom w:val="single" w:color="CCCCCC" w:sz="1"/>
+              <w:right w:val="single" w:color="CCCCCC" w:sz="1"/>
+            </w:tcBorders>
+            <w:shd w:fill="F2F2F2" w:val="clear"/>
+            <w:tcMar>
+              <w:top w:type="dxa" w:w="60"/>
+              <w:left w:type="dxa" w:w="100"/>
+              <w:bottom w:type="dxa" w:w="60"/>
+              <w:right w:type="dxa" w:w="100"/>
+            </w:tcMar>
+          </w:tcPr>
+          <w:p>
+            <w:pPr>
+              <w:jc w:val="left"/>
+            </w:pPr>
+            <w:r>
+              <w:rPr>
+                <w:rFonts w:ascii="Arial" w:cs="Arial" w:eastAsia="Arial" w:hAnsi="Arial"/>
+                <w:b w:val="false"/>
+                <w:bCs w:val="false"/>
+                <w:color w:val="333333"/>
+                <w:sz w:val="20"/>
+                <w:szCs w:val="20"/>
+              </w:rPr>
+              <w:t xml:space="preserve">Cloth</w:t>
+            </w:r>
+          </w:p>
+        </w:tc>
+        <w:tc>
+          <w:tcPr>
+            <w:tcW w:type="dxa" w:w="1300"/>
+            <w:tcBorders>
+              <w:top w:val="single" w:color="CCCCCC" w:sz="1"/>
+              <w:left w:val="single" w:color="CCCCCC" w:sz="1"/>
+              <w:bottom w:val="single" w:color="CCCCCC" w:sz="1"/>
+              <w:right w:val="single" w:color="CCCCCC" w:sz="1"/>
+            </w:tcBorders>
+            <w:shd w:fill="F2F2F2" w:val="clear"/>
+            <w:tcMar>
+              <w:top w:type="dxa" w:w="60"/>
+              <w:left w:type="dxa" w:w="100"/>
+              <w:bottom w:type="dxa" w:w="60"/>
+              <w:right w:type="dxa" w:w="100"/>
+            </w:tcMar>
+          </w:tcPr>
+          <w:p>
+            <w:pPr>
+              <w:jc w:val="left"/>
+            </w:pPr>
+            <w:r>
+              <w:rPr>
+                <w:rFonts w:ascii="Arial" w:cs="Arial" w:eastAsia="Arial" w:hAnsi="Arial"/>
+                <w:b w:val="false"/>
+                <w:bCs w:val="false"/>
+                <w:color w:val="333333"/>
+                <w:sz w:val="20"/>
+                <w:szCs w:val="20"/>
+              </w:rPr>
+              <w:t xml:space="preserve">100% INT</w:t>
+            </w:r>
+          </w:p>
+        </w:tc>
+        <w:tc>
+          <w:tcPr>
+            <w:tcW w:type="dxa" w:w="2160"/>
+            <w:tcBorders>
+              <w:top w:val="single" w:color="CCCCCC" w:sz="1"/>
+              <w:left w:val="single" w:color="CCCCCC" w:sz="1"/>
+              <w:bottom w:val="single" w:color="CCCCCC" w:sz="1"/>
+              <w:right w:val="single" w:color="CCCCCC" w:sz="1"/>
+            </w:tcBorders>
+            <w:shd w:fill="F2F2F2" w:val="clear"/>
+            <w:tcMar>
+              <w:top w:type="dxa" w:w="60"/>
+              <w:left w:type="dxa" w:w="100"/>
+              <w:bottom w:type="dxa" w:w="60"/>
+              <w:right w:type="dxa" w:w="100"/>
+            </w:tcMar>
+          </w:tcPr>
+          <w:p>
+            <w:pPr>
+              <w:jc w:val="left"/>
+            </w:pPr>
+            <w:r>
+              <w:rPr>
+                <w:rFonts w:ascii="Arial" w:cs="Arial" w:eastAsia="Arial" w:hAnsi="Arial"/>
+                <w:b w:val="false"/>
+                <w:bCs w:val="false"/>
+                <w:color w:val="333333"/>
+                <w:sz w:val="20"/>
+                <w:szCs w:val="20"/>
+              </w:rPr>
+              <w:t xml:space="preserve">Arcane Focus</w:t>
+            </w:r>
+          </w:p>
+        </w:tc>
+      </w:tr>
+      <w:tr>
+        <w:tc>
+          <w:tcPr>
+            <w:tcW w:type="dxa" w:w="1200"/>
+            <w:tcBorders>
+              <w:top w:val="single" w:color="CCCCCC" w:sz="1"/>
+              <w:left w:val="single" w:color="CCCCCC" w:sz="1"/>
+              <w:bottom w:val="single" w:color="CCCCCC" w:sz="1"/>
+              <w:right w:val="single" w:color="CCCCCC" w:sz="1"/>
+            </w:tcBorders>
+            <w:tcMar>
+              <w:top w:type="dxa" w:w="60"/>
+              <w:left w:type="dxa" w:w="100"/>
+              <w:bottom w:type="dxa" w:w="60"/>
+              <w:right w:type="dxa" w:w="100"/>
+            </w:tcMar>
+          </w:tcPr>
+          <w:p>
+            <w:pPr>
+              <w:jc w:val="left"/>
+            </w:pPr>
+            <w:r>
+              <w:rPr>
+                <w:rFonts w:ascii="Arial" w:cs="Arial" w:eastAsia="Arial" w:hAnsi="Arial"/>
+                <w:b/>
+                <w:bCs/>
+                <w:color w:val="333333"/>
+                <w:sz w:val="20"/>
+                <w:szCs w:val="20"/>
+              </w:rPr>
+              <w:t xml:space="preserve">Cleric</w:t>
+            </w:r>
+          </w:p>
+        </w:tc>
+        <w:tc>
+          <w:tcPr>
+            <w:tcW w:type="dxa" w:w="900"/>
+            <w:tcBorders>
+              <w:top w:val="single" w:color="CCCCCC" w:sz="1"/>
+              <w:left w:val="single" w:color="CCCCCC" w:sz="1"/>
+              <w:bottom w:val="single" w:color="CCCCCC" w:sz="1"/>
+              <w:right w:val="single" w:color="CCCCCC" w:sz="1"/>
+            </w:tcBorders>
+            <w:tcMar>
+              <w:top w:type="dxa" w:w="60"/>
+              <w:left w:type="dxa" w:w="100"/>
+              <w:bottom w:type="dxa" w:w="60"/>
+              <w:right w:type="dxa" w:w="100"/>
+            </w:tcMar>
+          </w:tcPr>
+          <w:p>
+            <w:pPr>
+              <w:jc w:val="left"/>
+            </w:pPr>
+            <w:r>
+              <w:rPr>
+                <w:rFonts w:ascii="Arial" w:cs="Arial" w:eastAsia="Arial" w:hAnsi="Arial"/>
+                <w:b w:val="false"/>
+                <w:bCs w:val="false"/>
+                <w:color w:val="333333"/>
+                <w:sz w:val="20"/>
+                <w:szCs w:val="20"/>
+              </w:rPr>
+              <w:t xml:space="preserve">6</w:t>
+            </w:r>
+          </w:p>
+        </w:tc>
+        <w:tc>
+          <w:tcPr>
+            <w:tcW w:type="dxa" w:w="900"/>
+            <w:tcBorders>
+              <w:top w:val="single" w:color="CCCCCC" w:sz="1"/>
+              <w:left w:val="single" w:color="CCCCCC" w:sz="1"/>
+              <w:bottom w:val="single" w:color="CCCCCC" w:sz="1"/>
+              <w:right w:val="single" w:color="CCCCCC" w:sz="1"/>
+            </w:tcBorders>
+            <w:tcMar>
+              <w:top w:type="dxa" w:w="60"/>
+              <w:left w:type="dxa" w:w="100"/>
+              <w:bottom w:type="dxa" w:w="60"/>
+              <w:right w:type="dxa" w:w="100"/>
+            </w:tcMar>
+          </w:tcPr>
+          <w:p>
+            <w:pPr>
+              <w:jc w:val="left"/>
+            </w:pPr>
+            <w:r>
+              <w:rPr>
+                <w:rFonts w:ascii="Arial" w:cs="Arial" w:eastAsia="Arial" w:hAnsi="Arial"/>
+                <w:b w:val="false"/>
+                <w:bCs w:val="false"/>
+                <w:color w:val="333333"/>
+                <w:sz w:val="20"/>
+                <w:szCs w:val="20"/>
+              </w:rPr>
+              <w:t xml:space="preserve">10</w:t>
+            </w:r>
+          </w:p>
+        </w:tc>
+        <w:tc>
+          <w:tcPr>
+            <w:tcW w:type="dxa" w:w="800"/>
+            <w:tcBorders>
+              <w:top w:val="single" w:color="CCCCCC" w:sz="1"/>
+              <w:left w:val="single" w:color="CCCCCC" w:sz="1"/>
+              <w:bottom w:val="single" w:color="CCCCCC" w:sz="1"/>
+              <w:right w:val="single" w:color="CCCCCC" w:sz="1"/>
+            </w:tcBorders>
+            <w:tcMar>
+              <w:top w:type="dxa" w:w="60"/>
+              <w:left w:type="dxa" w:w="100"/>
+              <w:bottom w:type="dxa" w:w="60"/>
+              <w:right w:type="dxa" w:w="100"/>
+            </w:tcMar>
+          </w:tcPr>
+          <w:p>
+            <w:pPr>
+              <w:jc w:val="left"/>
+            </w:pPr>
+            <w:r>
+              <w:rPr>
+                <w:rFonts w:ascii="Arial" w:cs="Arial" w:eastAsia="Arial" w:hAnsi="Arial"/>
+                <w:b w:val="false"/>
+                <w:bCs w:val="false"/>
+                <w:color w:val="333333"/>
+                <w:sz w:val="20"/>
+                <w:szCs w:val="20"/>
+              </w:rPr>
+              <w:t xml:space="preserve">2</w:t>
+            </w:r>
+          </w:p>
+        </w:tc>
+        <w:tc>
+          <w:tcPr>
+            <w:tcW w:type="dxa" w:w="1100"/>
+            <w:tcBorders>
+              <w:top w:val="single" w:color="CCCCCC" w:sz="1"/>
+              <w:left w:val="single" w:color="CCCCCC" w:sz="1"/>
+              <w:bottom w:val="single" w:color="CCCCCC" w:sz="1"/>
+              <w:right w:val="single" w:color="CCCCCC" w:sz="1"/>
+            </w:tcBorders>
+            <w:tcMar>
+              <w:top w:type="dxa" w:w="60"/>
+              <w:left w:type="dxa" w:w="100"/>
+              <w:bottom w:type="dxa" w:w="60"/>
+              <w:right w:type="dxa" w:w="100"/>
+            </w:tcMar>
+          </w:tcPr>
+          <w:p>
+            <w:pPr>
+              <w:jc w:val="left"/>
+            </w:pPr>
+            <w:r>
+              <w:rPr>
+                <w:rFonts w:ascii="Arial" w:cs="Arial" w:eastAsia="Arial" w:hAnsi="Arial"/>
+                <w:b w:val="false"/>
+                <w:bCs w:val="false"/>
+                <w:color w:val="333333"/>
+                <w:sz w:val="20"/>
+                <w:szCs w:val="20"/>
+              </w:rPr>
+              <w:t xml:space="preserve">Priest</w:t>
+            </w:r>
+          </w:p>
+        </w:tc>
+        <w:tc>
+          <w:tcPr>
+            <w:tcW w:type="dxa" w:w="1000"/>
+            <w:tcBorders>
+              <w:top w:val="single" w:color="CCCCCC" w:sz="1"/>
+              <w:left w:val="single" w:color="CCCCCC" w:sz="1"/>
+              <w:bottom w:val="single" w:color="CCCCCC" w:sz="1"/>
+              <w:right w:val="single" w:color="CCCCCC" w:sz="1"/>
+            </w:tcBorders>
+            <w:tcMar>
+              <w:top w:type="dxa" w:w="60"/>
+              <w:left w:type="dxa" w:w="100"/>
+              <w:bottom w:type="dxa" w:w="60"/>
+              <w:right w:type="dxa" w:w="100"/>
+            </w:tcMar>
+          </w:tcPr>
+          <w:p>
+            <w:pPr>
+              <w:jc w:val="left"/>
+            </w:pPr>
+            <w:r>
+              <w:rPr>
+                <w:rFonts w:ascii="Arial" w:cs="Arial" w:eastAsia="Arial" w:hAnsi="Arial"/>
+                <w:b w:val="false"/>
+                <w:bCs w:val="false"/>
+                <w:color w:val="333333"/>
+                <w:sz w:val="20"/>
+                <w:szCs w:val="20"/>
+              </w:rPr>
+              <w:t xml:space="preserve">Chain</w:t>
+            </w:r>
+          </w:p>
+        </w:tc>
+        <w:tc>
+          <w:tcPr>
+            <w:tcW w:type="dxa" w:w="1300"/>
+            <w:tcBorders>
+              <w:top w:val="single" w:color="CCCCCC" w:sz="1"/>
+              <w:left w:val="single" w:color="CCCCCC" w:sz="1"/>
+              <w:bottom w:val="single" w:color="CCCCCC" w:sz="1"/>
+              <w:right w:val="single" w:color="CCCCCC" w:sz="1"/>
+            </w:tcBorders>
+            <w:tcMar>
+              <w:top w:type="dxa" w:w="60"/>
+              <w:left w:type="dxa" w:w="100"/>
+              <w:bottom w:type="dxa" w:w="60"/>
+              <w:right w:type="dxa" w:w="100"/>
+            </w:tcMar>
+          </w:tcPr>
+          <w:p>
+            <w:pPr>
+              <w:jc w:val="left"/>
+            </w:pPr>
+            <w:r>
+              <w:rPr>
+                <w:rFonts w:ascii="Arial" w:cs="Arial" w:eastAsia="Arial" w:hAnsi="Arial"/>
+                <w:b w:val="false"/>
+                <w:bCs w:val="false"/>
+                <w:color w:val="333333"/>
+                <w:sz w:val="20"/>
+                <w:szCs w:val="20"/>
+              </w:rPr>
+              <w:t xml:space="preserve">100% WIS</w:t>
+            </w:r>
+          </w:p>
+        </w:tc>
+        <w:tc>
+          <w:tcPr>
+            <w:tcW w:type="dxa" w:w="2160"/>
+            <w:tcBorders>
+              <w:top w:val="single" w:color="CCCCCC" w:sz="1"/>
+              <w:left w:val="single" w:color="CCCCCC" w:sz="1"/>
+              <w:bottom w:val="single" w:color="CCCCCC" w:sz="1"/>
+              <w:right w:val="single" w:color="CCCCCC" w:sz="1"/>
+            </w:tcBorders>
+            <w:tcMar>
+              <w:top w:type="dxa" w:w="60"/>
+              <w:left w:type="dxa" w:w="100"/>
+              <w:bottom w:type="dxa" w:w="60"/>
+              <w:right w:type="dxa" w:w="100"/>
+            </w:tcMar>
+          </w:tcPr>
+          <w:p>
+            <w:pPr>
+              <w:jc w:val="left"/>
+            </w:pPr>
+            <w:r>
+              <w:rPr>
+                <w:rFonts w:ascii="Arial" w:cs="Arial" w:eastAsia="Arial" w:hAnsi="Arial"/>
+                <w:b w:val="false"/>
+                <w:bCs w:val="false"/>
+                <w:color w:val="333333"/>
+                <w:sz w:val="20"/>
+                <w:szCs w:val="20"/>
+              </w:rPr>
+              <w:t xml:space="preserve">Turn Undead</w:t>
+            </w:r>
+          </w:p>
+        </w:tc>
+      </w:tr>
+      <w:tr>
+        <w:tc>
+          <w:tcPr>
+            <w:tcW w:type="dxa" w:w="1200"/>
+            <w:tcBorders>
+              <w:top w:val="single" w:color="CCCCCC" w:sz="1"/>
+              <w:left w:val="single" w:color="CCCCCC" w:sz="1"/>
+              <w:bottom w:val="single" w:color="CCCCCC" w:sz="1"/>
+              <w:right w:val="single" w:color="CCCCCC" w:sz="1"/>
+            </w:tcBorders>
+            <w:shd w:fill="F2F2F2" w:val="clear"/>
+            <w:tcMar>
+              <w:top w:type="dxa" w:w="60"/>
+              <w:left w:type="dxa" w:w="100"/>
+              <w:bottom w:type="dxa" w:w="60"/>
+              <w:right w:type="dxa" w:w="100"/>
+            </w:tcMar>
+          </w:tcPr>
+          <w:p>
+            <w:pPr>
+              <w:jc w:val="left"/>
+            </w:pPr>
+            <w:r>
+              <w:rPr>
+                <w:rFonts w:ascii="Arial" w:cs="Arial" w:eastAsia="Arial" w:hAnsi="Arial"/>
+                <w:b/>
+                <w:bCs/>
+                <w:color w:val="333333"/>
+                <w:sz w:val="20"/>
+                <w:szCs w:val="20"/>
+              </w:rPr>
+              <w:t xml:space="preserve">Thief</w:t>
+            </w:r>
+          </w:p>
+        </w:tc>
+        <w:tc>
+          <w:tcPr>
+            <w:tcW w:type="dxa" w:w="900"/>
+            <w:tcBorders>
+              <w:top w:val="single" w:color="CCCCCC" w:sz="1"/>
+              <w:left w:val="single" w:color="CCCCCC" w:sz="1"/>
+              <w:bottom w:val="single" w:color="CCCCCC" w:sz="1"/>
+              <w:right w:val="single" w:color="CCCCCC" w:sz="1"/>
+            </w:tcBorders>
+            <w:shd w:fill="F2F2F2" w:val="clear"/>
+            <w:tcMar>
+              <w:top w:type="dxa" w:w="60"/>
+              <w:left w:type="dxa" w:w="100"/>
+              <w:bottom w:type="dxa" w:w="60"/>
+              <w:right w:type="dxa" w:w="100"/>
+            </w:tcMar>
+          </w:tcPr>
+          <w:p>
+            <w:pPr>
+              <w:jc w:val="left"/>
+            </w:pPr>
+            <w:r>
+              <w:rPr>
+                <w:rFonts w:ascii="Arial" w:cs="Arial" w:eastAsia="Arial" w:hAnsi="Arial"/>
+                <w:b w:val="false"/>
+                <w:bCs w:val="false"/>
+                <w:color w:val="333333"/>
+                <w:sz w:val="20"/>
+                <w:szCs w:val="20"/>
+              </w:rPr>
+              <w:t xml:space="preserve">5</w:t>
+            </w:r>
+          </w:p>
+        </w:tc>
+        <w:tc>
+          <w:tcPr>
+            <w:tcW w:type="dxa" w:w="900"/>
+            <w:tcBorders>
+              <w:top w:val="single" w:color="CCCCCC" w:sz="1"/>
+              <w:left w:val="single" w:color="CCCCCC" w:sz="1"/>
+              <w:bottom w:val="single" w:color="CCCCCC" w:sz="1"/>
+              <w:right w:val="single" w:color="CCCCCC" w:sz="1"/>
+            </w:tcBorders>
+            <w:shd w:fill="F2F2F2" w:val="clear"/>
+            <w:tcMar>
+              <w:top w:type="dxa" w:w="60"/>
+              <w:left w:type="dxa" w:w="100"/>
+              <w:bottom w:type="dxa" w:w="60"/>
+              <w:right w:type="dxa" w:w="100"/>
+            </w:tcMar>
+          </w:tcPr>
+          <w:p>
+            <w:pPr>
+              <w:jc w:val="left"/>
+            </w:pPr>
+            <w:r>
+              <w:rPr>
+                <w:rFonts w:ascii="Arial" w:cs="Arial" w:eastAsia="Arial" w:hAnsi="Arial"/>
+                <w:b w:val="false"/>
+                <w:bCs w:val="false"/>
+                <w:color w:val="333333"/>
+                <w:sz w:val="20"/>
+                <w:szCs w:val="20"/>
+              </w:rPr>
+              <w:t xml:space="preserve">0</w:t>
+            </w:r>
+          </w:p>
+        </w:tc>
+        <w:tc>
+          <w:tcPr>
+            <w:tcW w:type="dxa" w:w="800"/>
+            <w:tcBorders>
+              <w:top w:val="single" w:color="CCCCCC" w:sz="1"/>
+              <w:left w:val="single" w:color="CCCCCC" w:sz="1"/>
+              <w:bottom w:val="single" w:color="CCCCCC" w:sz="1"/>
+              <w:right w:val="single" w:color="CCCCCC" w:sz="1"/>
+            </w:tcBorders>
+            <w:shd w:fill="F2F2F2" w:val="clear"/>
+            <w:tcMar>
+              <w:top w:type="dxa" w:w="60"/>
+              <w:left w:type="dxa" w:w="100"/>
+              <w:bottom w:type="dxa" w:w="60"/>
+              <w:right w:type="dxa" w:w="100"/>
+            </w:tcMar>
+          </w:tcPr>
+          <w:p>
+            <w:pPr>
+              <w:jc w:val="left"/>
+            </w:pPr>
+            <w:r>
+              <w:rPr>
+                <w:rFonts w:ascii="Arial" w:cs="Arial" w:eastAsia="Arial" w:hAnsi="Arial"/>
+                <w:b w:val="false"/>
+                <w:bCs w:val="false"/>
+                <w:color w:val="333333"/>
+                <w:sz w:val="20"/>
+                <w:szCs w:val="20"/>
+              </w:rPr>
+              <w:t xml:space="preserve">10</w:t>
+            </w:r>
+          </w:p>
+        </w:tc>
+        <w:tc>
+          <w:tcPr>
+            <w:tcW w:type="dxa" w:w="1100"/>
+            <w:tcBorders>
+              <w:top w:val="single" w:color="CCCCCC" w:sz="1"/>
+              <w:left w:val="single" w:color="CCCCCC" w:sz="1"/>
+              <w:bottom w:val="single" w:color="CCCCCC" w:sz="1"/>
+              <w:right w:val="single" w:color="CCCCCC" w:sz="1"/>
+            </w:tcBorders>
+            <w:shd w:fill="F2F2F2" w:val="clear"/>
+            <w:tcMar>
+              <w:top w:type="dxa" w:w="60"/>
+              <w:left w:type="dxa" w:w="100"/>
+              <w:bottom w:type="dxa" w:w="60"/>
+              <w:right w:type="dxa" w:w="100"/>
+            </w:tcMar>
+          </w:tcPr>
+          <w:p>
+            <w:pPr>
+              <w:jc w:val="left"/>
+            </w:pPr>
+            <w:r>
+              <w:rPr>
+                <w:rFonts w:ascii="Arial" w:cs="Arial" w:eastAsia="Arial" w:hAnsi="Arial"/>
+                <w:b w:val="false"/>
+                <w:bCs w:val="false"/>
+                <w:color w:val="333333"/>
+                <w:sz w:val="20"/>
+                <w:szCs w:val="20"/>
+              </w:rPr>
+              <w:t xml:space="preserve">None</w:t>
+            </w:r>
+          </w:p>
+        </w:tc>
+        <w:tc>
+          <w:tcPr>
+            <w:tcW w:type="dxa" w:w="1000"/>
+            <w:tcBorders>
+              <w:top w:val="single" w:color="CCCCCC" w:sz="1"/>
+              <w:left w:val="single" w:color="CCCCCC" w:sz="1"/>
+              <w:bottom w:val="single" w:color="CCCCCC" w:sz="1"/>
+              <w:right w:val="single" w:color="CCCCCC" w:sz="1"/>
+            </w:tcBorders>
+            <w:shd w:fill="F2F2F2" w:val="clear"/>
+            <w:tcMar>
+              <w:top w:type="dxa" w:w="60"/>
+              <w:left w:type="dxa" w:w="100"/>
+              <w:bottom w:type="dxa" w:w="60"/>
+              <w:right w:type="dxa" w:w="100"/>
+            </w:tcMar>
+          </w:tcPr>
+          <w:p>
+            <w:pPr>
+              <w:jc w:val="left"/>
+            </w:pPr>
+            <w:r>
+              <w:rPr>
+                <w:rFonts w:ascii="Arial" w:cs="Arial" w:eastAsia="Arial" w:hAnsi="Arial"/>
+                <w:b w:val="false"/>
+                <w:bCs w:val="false"/>
+                <w:color w:val="333333"/>
+                <w:sz w:val="20"/>
+                <w:szCs w:val="20"/>
+              </w:rPr>
+              <w:t xml:space="preserve">Leather</w:t>
+            </w:r>
+          </w:p>
+        </w:tc>
+        <w:tc>
+          <w:tcPr>
+            <w:tcW w:type="dxa" w:w="1300"/>
+            <w:tcBorders>
+              <w:top w:val="single" w:color="CCCCCC" w:sz="1"/>
+              <w:left w:val="single" w:color="CCCCCC" w:sz="1"/>
+              <w:bottom w:val="single" w:color="CCCCCC" w:sz="1"/>
+              <w:right w:val="single" w:color="CCCCCC" w:sz="1"/>
+            </w:tcBorders>
+            <w:shd w:fill="F2F2F2" w:val="clear"/>
+            <w:tcMar>
+              <w:top w:type="dxa" w:w="60"/>
+              <w:left w:type="dxa" w:w="100"/>
+              <w:bottom w:type="dxa" w:w="60"/>
+              <w:right w:type="dxa" w:w="100"/>
+            </w:tcMar>
+          </w:tcPr>
+          <w:p>
+            <w:pPr>
+              <w:jc w:val="left"/>
+            </w:pPr>
+            <w:r>
+              <w:rPr>
+                <w:rFonts w:ascii="Arial" w:cs="Arial" w:eastAsia="Arial" w:hAnsi="Arial"/>
+                <w:b w:val="false"/>
+                <w:bCs w:val="false"/>
+                <w:color w:val="333333"/>
+                <w:sz w:val="20"/>
+                <w:szCs w:val="20"/>
+              </w:rPr>
+              <w:t xml:space="preserve">—</w:t>
+            </w:r>
+          </w:p>
+        </w:tc>
+        <w:tc>
+          <w:tcPr>
+            <w:tcW w:type="dxa" w:w="2160"/>
+            <w:tcBorders>
+              <w:top w:val="single" w:color="CCCCCC" w:sz="1"/>
+              <w:left w:val="single" w:color="CCCCCC" w:sz="1"/>
+              <w:bottom w:val="single" w:color="CCCCCC" w:sz="1"/>
+              <w:right w:val="single" w:color="CCCCCC" w:sz="1"/>
+            </w:tcBorders>
+            <w:shd w:fill="F2F2F2" w:val="clear"/>
+            <w:tcMar>
+              <w:top w:type="dxa" w:w="60"/>
+              <w:left w:type="dxa" w:w="100"/>
+              <w:bottom w:type="dxa" w:w="60"/>
+              <w:right w:type="dxa" w:w="100"/>
+            </w:tcMar>
+          </w:tcPr>
+          <w:p>
+            <w:pPr>
+              <w:jc w:val="left"/>
+            </w:pPr>
+            <w:r>
+              <w:rPr>
+                <w:rFonts w:ascii="Arial" w:cs="Arial" w:eastAsia="Arial" w:hAnsi="Arial"/>
+                <w:b w:val="false"/>
+                <w:bCs w:val="false"/>
+                <w:color w:val="333333"/>
+                <w:sz w:val="20"/>
+                <w:szCs w:val="20"/>
+              </w:rPr>
+              <w:t xml:space="preserve">Pick Locks, Backstab, Shadow Step</w:t>
+            </w:r>
+          </w:p>
+        </w:tc>
+      </w:tr>
+      <w:tr>
+        <w:tc>
+          <w:tcPr>
+            <w:tcW w:type="dxa" w:w="1200"/>
+            <w:tcBorders>
+              <w:top w:val="single" w:color="CCCCCC" w:sz="1"/>
+              <w:left w:val="single" w:color="CCCCCC" w:sz="1"/>
+              <w:bottom w:val="single" w:color="CCCCCC" w:sz="1"/>
+              <w:right w:val="single" w:color="CCCCCC" w:sz="1"/>
+            </w:tcBorders>
+            <w:tcMar>
+              <w:top w:type="dxa" w:w="60"/>
+              <w:left w:type="dxa" w:w="100"/>
+              <w:bottom w:type="dxa" w:w="60"/>
+              <w:right w:type="dxa" w:w="100"/>
+            </w:tcMar>
+          </w:tcPr>
+          <w:p>
+            <w:pPr>
+              <w:jc w:val="left"/>
+            </w:pPr>
+            <w:r>
+              <w:rPr>
+                <w:rFonts w:ascii="Arial" w:cs="Arial" w:eastAsia="Arial" w:hAnsi="Arial"/>
+                <w:b/>
+                <w:bCs/>
+                <w:color w:val="333333"/>
+                <w:sz w:val="20"/>
+                <w:szCs w:val="20"/>
+              </w:rPr>
+              <w:t xml:space="preserve">Paladin</w:t>
+            </w:r>
+          </w:p>
+        </w:tc>
+        <w:tc>
+          <w:tcPr>
+            <w:tcW w:type="dxa" w:w="900"/>
+            <w:tcBorders>
+              <w:top w:val="single" w:color="CCCCCC" w:sz="1"/>
+              <w:left w:val="single" w:color="CCCCCC" w:sz="1"/>
+              <w:bottom w:val="single" w:color="CCCCCC" w:sz="1"/>
+              <w:right w:val="single" w:color="CCCCCC" w:sz="1"/>
+            </w:tcBorders>
+            <w:tcMar>
+              <w:top w:type="dxa" w:w="60"/>
+              <w:left w:type="dxa" w:w="100"/>
+              <w:bottom w:type="dxa" w:w="60"/>
+              <w:right w:type="dxa" w:w="100"/>
+            </w:tcMar>
+          </w:tcPr>
+          <w:p>
+            <w:pPr>
+              <w:jc w:val="left"/>
+            </w:pPr>
+            <w:r>
+              <w:rPr>
+                <w:rFonts w:ascii="Arial" w:cs="Arial" w:eastAsia="Arial" w:hAnsi="Arial"/>
+                <w:b w:val="false"/>
+                <w:bCs w:val="false"/>
+                <w:color w:val="333333"/>
+                <w:sz w:val="20"/>
+                <w:szCs w:val="20"/>
+              </w:rPr>
+              <w:t xml:space="preserve">10</w:t>
+            </w:r>
+          </w:p>
+        </w:tc>
+        <w:tc>
+          <w:tcPr>
+            <w:tcW w:type="dxa" w:w="900"/>
+            <w:tcBorders>
+              <w:top w:val="single" w:color="CCCCCC" w:sz="1"/>
+              <w:left w:val="single" w:color="CCCCCC" w:sz="1"/>
+              <w:bottom w:val="single" w:color="CCCCCC" w:sz="1"/>
+              <w:right w:val="single" w:color="CCCCCC" w:sz="1"/>
+            </w:tcBorders>
+            <w:tcMar>
+              <w:top w:type="dxa" w:w="60"/>
+              <w:left w:type="dxa" w:w="100"/>
+              <w:bottom w:type="dxa" w:w="60"/>
+              <w:right w:type="dxa" w:w="100"/>
+            </w:tcMar>
+          </w:tcPr>
+          <w:p>
+            <w:pPr>
+              <w:jc w:val="left"/>
+            </w:pPr>
+            <w:r>
+              <w:rPr>
+                <w:rFonts w:ascii="Arial" w:cs="Arial" w:eastAsia="Arial" w:hAnsi="Arial"/>
+                <w:b w:val="false"/>
+                <w:bCs w:val="false"/>
+                <w:color w:val="333333"/>
+                <w:sz w:val="20"/>
+                <w:szCs w:val="20"/>
+              </w:rPr>
+              <w:t xml:space="preserve">5</w:t>
+            </w:r>
+          </w:p>
+        </w:tc>
+        <w:tc>
+          <w:tcPr>
+            <w:tcW w:type="dxa" w:w="800"/>
+            <w:tcBorders>
+              <w:top w:val="single" w:color="CCCCCC" w:sz="1"/>
+              <w:left w:val="single" w:color="CCCCCC" w:sz="1"/>
+              <w:bottom w:val="single" w:color="CCCCCC" w:sz="1"/>
+              <w:right w:val="single" w:color="CCCCCC" w:sz="1"/>
+            </w:tcBorders>
+            <w:tcMar>
+              <w:top w:type="dxa" w:w="60"/>
+              <w:left w:type="dxa" w:w="100"/>
+              <w:bottom w:type="dxa" w:w="60"/>
+              <w:right w:type="dxa" w:w="100"/>
+            </w:tcMar>
+          </w:tcPr>
+          <w:p>
+            <w:pPr>
+              <w:jc w:val="left"/>
+            </w:pPr>
+            <w:r>
+              <w:rPr>
+                <w:rFonts w:ascii="Arial" w:cs="Arial" w:eastAsia="Arial" w:hAnsi="Arial"/>
+                <w:b w:val="false"/>
+                <w:bCs w:val="false"/>
+                <w:color w:val="333333"/>
+                <w:sz w:val="20"/>
+                <w:szCs w:val="20"/>
+              </w:rPr>
+              <w:t xml:space="preserve">2</w:t>
+            </w:r>
+          </w:p>
+        </w:tc>
+        <w:tc>
+          <w:tcPr>
+            <w:tcW w:type="dxa" w:w="1100"/>
+            <w:tcBorders>
+              <w:top w:val="single" w:color="CCCCCC" w:sz="1"/>
+              <w:left w:val="single" w:color="CCCCCC" w:sz="1"/>
+              <w:bottom w:val="single" w:color="CCCCCC" w:sz="1"/>
+              <w:right w:val="single" w:color="CCCCCC" w:sz="1"/>
+            </w:tcBorders>
+            <w:tcMar>
+              <w:top w:type="dxa" w:w="60"/>
+              <w:left w:type="dxa" w:w="100"/>
+              <w:bottom w:type="dxa" w:w="60"/>
+              <w:right w:type="dxa" w:w="100"/>
+            </w:tcMar>
+          </w:tcPr>
+          <w:p>
+            <w:pPr>
+              <w:jc w:val="left"/>
+            </w:pPr>
+            <w:r>
+              <w:rPr>
+                <w:rFonts w:ascii="Arial" w:cs="Arial" w:eastAsia="Arial" w:hAnsi="Arial"/>
+                <w:b w:val="false"/>
+                <w:bCs w:val="false"/>
+                <w:color w:val="333333"/>
+                <w:sz w:val="20"/>
+                <w:szCs w:val="20"/>
+              </w:rPr>
+              <w:t xml:space="preserve">Priest</w:t>
+            </w:r>
+          </w:p>
+        </w:tc>
+        <w:tc>
+          <w:tcPr>
+            <w:tcW w:type="dxa" w:w="1000"/>
+            <w:tcBorders>
+              <w:top w:val="single" w:color="CCCCCC" w:sz="1"/>
+              <w:left w:val="single" w:color="CCCCCC" w:sz="1"/>
+              <w:bottom w:val="single" w:color="CCCCCC" w:sz="1"/>
+              <w:right w:val="single" w:color="CCCCCC" w:sz="1"/>
+            </w:tcBorders>
+            <w:tcMar>
+              <w:top w:type="dxa" w:w="60"/>
+              <w:left w:type="dxa" w:w="100"/>
+              <w:bottom w:type="dxa" w:w="60"/>
+              <w:right w:type="dxa" w:w="100"/>
+            </w:tcMar>
+          </w:tcPr>
+          <w:p>
+            <w:pPr>
+              <w:jc w:val="left"/>
+            </w:pPr>
+            <w:r>
+              <w:rPr>
+                <w:rFonts w:ascii="Arial" w:cs="Arial" w:eastAsia="Arial" w:hAnsi="Arial"/>
+                <w:b w:val="false"/>
+                <w:bCs w:val="false"/>
+                <w:color w:val="333333"/>
+                <w:sz w:val="20"/>
+                <w:szCs w:val="20"/>
+              </w:rPr>
+              <w:t xml:space="preserve">Plate</w:t>
+            </w:r>
+          </w:p>
+        </w:tc>
+        <w:tc>
+          <w:tcPr>
+            <w:tcW w:type="dxa" w:w="1300"/>
+            <w:tcBorders>
+              <w:top w:val="single" w:color="CCCCCC" w:sz="1"/>
+              <w:left w:val="single" w:color="CCCCCC" w:sz="1"/>
+              <w:bottom w:val="single" w:color="CCCCCC" w:sz="1"/>
+              <w:right w:val="single" w:color="CCCCCC" w:sz="1"/>
+            </w:tcBorders>
+            <w:tcMar>
+              <w:top w:type="dxa" w:w="60"/>
+              <w:left w:type="dxa" w:w="100"/>
+              <w:bottom w:type="dxa" w:w="60"/>
+              <w:right w:type="dxa" w:w="100"/>
+            </w:tcMar>
+          </w:tcPr>
+          <w:p>
+            <w:pPr>
+              <w:jc w:val="left"/>
+            </w:pPr>
+            <w:r>
+              <w:rPr>
+                <w:rFonts w:ascii="Arial" w:cs="Arial" w:eastAsia="Arial" w:hAnsi="Arial"/>
+                <w:b w:val="false"/>
+                <w:bCs w:val="false"/>
+                <w:color w:val="333333"/>
+                <w:sz w:val="20"/>
+                <w:szCs w:val="20"/>
+              </w:rPr>
+              <w:t xml:space="preserve">50% WIS</w:t>
+            </w:r>
+          </w:p>
+        </w:tc>
+        <w:tc>
+          <w:tcPr>
+            <w:tcW w:type="dxa" w:w="2160"/>
+            <w:tcBorders>
+              <w:top w:val="single" w:color="CCCCCC" w:sz="1"/>
+              <w:left w:val="single" w:color="CCCCCC" w:sz="1"/>
+              <w:bottom w:val="single" w:color="CCCCCC" w:sz="1"/>
+              <w:right w:val="single" w:color="CCCCCC" w:sz="1"/>
+            </w:tcBorders>
+            <w:tcMar>
+              <w:top w:type="dxa" w:w="60"/>
+              <w:left w:type="dxa" w:w="100"/>
+              <w:bottom w:type="dxa" w:w="60"/>
+              <w:right w:type="dxa" w:w="100"/>
+            </w:tcMar>
+          </w:tcPr>
+          <w:p>
+            <w:pPr>
+              <w:jc w:val="left"/>
+            </w:pPr>
+            <w:r>
+              <w:rPr>
+                <w:rFonts w:ascii="Arial" w:cs="Arial" w:eastAsia="Arial" w:hAnsi="Arial"/>
+                <w:b w:val="false"/>
+                <w:bCs w:val="false"/>
+                <w:color w:val="333333"/>
+                <w:sz w:val="20"/>
+                <w:szCs w:val="20"/>
+              </w:rPr>
+              <w:t xml:space="preserve">Holy Smite, Turn Undead</w:t>
+            </w:r>
+          </w:p>
+        </w:tc>
+      </w:tr>
+      <w:tr>
+        <w:tc>
+          <w:tcPr>
+            <w:tcW w:type="dxa" w:w="1200"/>
+            <w:tcBorders>
+              <w:top w:val="single" w:color="CCCCCC" w:sz="1"/>
+              <w:left w:val="single" w:color="CCCCCC" w:sz="1"/>
+              <w:bottom w:val="single" w:color="CCCCCC" w:sz="1"/>
+              <w:right w:val="single" w:color="CCCCCC" w:sz="1"/>
+            </w:tcBorders>
+            <w:shd w:fill="F2F2F2" w:val="clear"/>
+            <w:tcMar>
+              <w:top w:type="dxa" w:w="60"/>
+              <w:left w:type="dxa" w:w="100"/>
+              <w:bottom w:type="dxa" w:w="60"/>
+              <w:right w:type="dxa" w:w="100"/>
+            </w:tcMar>
+          </w:tcPr>
+          <w:p>
+            <w:pPr>
+              <w:jc w:val="left"/>
+            </w:pPr>
+            <w:r>
+              <w:rPr>
+                <w:rFonts w:ascii="Arial" w:cs="Arial" w:eastAsia="Arial" w:hAnsi="Arial"/>
+                <w:b/>
+                <w:bCs/>
+                <w:color w:val="333333"/>
+                <w:sz w:val="20"/>
+                <w:szCs w:val="20"/>
+              </w:rPr>
+              <w:t xml:space="preserve">Ranger</w:t>
+            </w:r>
+          </w:p>
+        </w:tc>
+        <w:tc>
+          <w:tcPr>
+            <w:tcW w:type="dxa" w:w="900"/>
+            <w:tcBorders>
+              <w:top w:val="single" w:color="CCCCCC" w:sz="1"/>
+              <w:left w:val="single" w:color="CCCCCC" w:sz="1"/>
+              <w:bottom w:val="single" w:color="CCCCCC" w:sz="1"/>
+              <w:right w:val="single" w:color="CCCCCC" w:sz="1"/>
+            </w:tcBorders>
+            <w:shd w:fill="F2F2F2" w:val="clear"/>
+            <w:tcMar>
+              <w:top w:type="dxa" w:w="60"/>
+              <w:left w:type="dxa" w:w="100"/>
+              <w:bottom w:type="dxa" w:w="60"/>
+              <w:right w:type="dxa" w:w="100"/>
+            </w:tcMar>
+          </w:tcPr>
+          <w:p>
+            <w:pPr>
+              <w:jc w:val="left"/>
+            </w:pPr>
+            <w:r>
+              <w:rPr>
+                <w:rFonts w:ascii="Arial" w:cs="Arial" w:eastAsia="Arial" w:hAnsi="Arial"/>
+                <w:b w:val="false"/>
+                <w:bCs w:val="false"/>
+                <w:color w:val="333333"/>
+                <w:sz w:val="20"/>
+                <w:szCs w:val="20"/>
+              </w:rPr>
+              <w:t xml:space="preserve">10</w:t>
+            </w:r>
+          </w:p>
+        </w:tc>
+        <w:tc>
+          <w:tcPr>
+            <w:tcW w:type="dxa" w:w="900"/>
+            <w:tcBorders>
+              <w:top w:val="single" w:color="CCCCCC" w:sz="1"/>
+              <w:left w:val="single" w:color="CCCCCC" w:sz="1"/>
+              <w:bottom w:val="single" w:color="CCCCCC" w:sz="1"/>
+              <w:right w:val="single" w:color="CCCCCC" w:sz="1"/>
+            </w:tcBorders>
+            <w:shd w:fill="F2F2F2" w:val="clear"/>
+            <w:tcMar>
+              <w:top w:type="dxa" w:w="60"/>
+              <w:left w:type="dxa" w:w="100"/>
+              <w:bottom w:type="dxa" w:w="60"/>
+              <w:right w:type="dxa" w:w="100"/>
+            </w:tcMar>
+          </w:tcPr>
+          <w:p>
+            <w:pPr>
+              <w:jc w:val="left"/>
+            </w:pPr>
+            <w:r>
+              <w:rPr>
+                <w:rFonts w:ascii="Arial" w:cs="Arial" w:eastAsia="Arial" w:hAnsi="Arial"/>
+                <w:b w:val="false"/>
+                <w:bCs w:val="false"/>
+                <w:color w:val="333333"/>
+                <w:sz w:val="20"/>
+                <w:szCs w:val="20"/>
+              </w:rPr>
+              <w:t xml:space="preserve">3</w:t>
+            </w:r>
+          </w:p>
+        </w:tc>
+        <w:tc>
+          <w:tcPr>
+            <w:tcW w:type="dxa" w:w="800"/>
+            <w:tcBorders>
+              <w:top w:val="single" w:color="CCCCCC" w:sz="1"/>
+              <w:left w:val="single" w:color="CCCCCC" w:sz="1"/>
+              <w:bottom w:val="single" w:color="CCCCCC" w:sz="1"/>
+              <w:right w:val="single" w:color="CCCCCC" w:sz="1"/>
+            </w:tcBorders>
+            <w:shd w:fill="F2F2F2" w:val="clear"/>
+            <w:tcMar>
+              <w:top w:type="dxa" w:w="60"/>
+              <w:left w:type="dxa" w:w="100"/>
+              <w:bottom w:type="dxa" w:w="60"/>
+              <w:right w:type="dxa" w:w="100"/>
+            </w:tcMar>
+          </w:tcPr>
+          <w:p>
+            <w:pPr>
+              <w:jc w:val="left"/>
+            </w:pPr>
+            <w:r>
+              <w:rPr>
+                <w:rFonts w:ascii="Arial" w:cs="Arial" w:eastAsia="Arial" w:hAnsi="Arial"/>
+                <w:b w:val="false"/>
+                <w:bCs w:val="false"/>
+                <w:color w:val="333333"/>
+                <w:sz w:val="20"/>
+                <w:szCs w:val="20"/>
+              </w:rPr>
+              <w:t xml:space="preserve">3</w:t>
+            </w:r>
+          </w:p>
+        </w:tc>
+        <w:tc>
+          <w:tcPr>
+            <w:tcW w:type="dxa" w:w="1100"/>
+            <w:tcBorders>
+              <w:top w:val="single" w:color="CCCCCC" w:sz="1"/>
+              <w:left w:val="single" w:color="CCCCCC" w:sz="1"/>
+              <w:bottom w:val="single" w:color="CCCCCC" w:sz="1"/>
+              <w:right w:val="single" w:color="CCCCCC" w:sz="1"/>
+            </w:tcBorders>
+            <w:shd w:fill="F2F2F2" w:val="clear"/>
+            <w:tcMar>
+              <w:top w:type="dxa" w:w="60"/>
+              <w:left w:type="dxa" w:w="100"/>
+              <w:bottom w:type="dxa" w:w="60"/>
+              <w:right w:type="dxa" w:w="100"/>
+            </w:tcMar>
+          </w:tcPr>
+          <w:p>
+            <w:pPr>
+              <w:jc w:val="left"/>
+            </w:pPr>
+            <w:r>
+              <w:rPr>
+                <w:rFonts w:ascii="Arial" w:cs="Arial" w:eastAsia="Arial" w:hAnsi="Arial"/>
+                <w:b w:val="false"/>
+                <w:bCs w:val="false"/>
+                <w:color w:val="333333"/>
+                <w:sz w:val="20"/>
+                <w:szCs w:val="20"/>
+              </w:rPr>
+              <w:t xml:space="preserve">Priest</w:t>
+            </w:r>
+          </w:p>
+        </w:tc>
+        <w:tc>
+          <w:tcPr>
+            <w:tcW w:type="dxa" w:w="1000"/>
+            <w:tcBorders>
+              <w:top w:val="single" w:color="CCCCCC" w:sz="1"/>
+              <w:left w:val="single" w:color="CCCCCC" w:sz="1"/>
+              <w:bottom w:val="single" w:color="CCCCCC" w:sz="1"/>
+              <w:right w:val="single" w:color="CCCCCC" w:sz="1"/>
+            </w:tcBorders>
+            <w:shd w:fill="F2F2F2" w:val="clear"/>
+            <w:tcMar>
+              <w:top w:type="dxa" w:w="60"/>
+              <w:left w:type="dxa" w:w="100"/>
+              <w:bottom w:type="dxa" w:w="60"/>
+              <w:right w:type="dxa" w:w="100"/>
+            </w:tcMar>
+          </w:tcPr>
+          <w:p>
+            <w:pPr>
+              <w:jc w:val="left"/>
+            </w:pPr>
+            <w:r>
+              <w:rPr>
+                <w:rFonts w:ascii="Arial" w:cs="Arial" w:eastAsia="Arial" w:hAnsi="Arial"/>
+                <w:b w:val="false"/>
+                <w:bCs w:val="false"/>
+                <w:color w:val="333333"/>
+                <w:sz w:val="20"/>
+                <w:szCs w:val="20"/>
+              </w:rPr>
+              <w:t xml:space="preserve">Chain</w:t>
+            </w:r>
+          </w:p>
+        </w:tc>
+        <w:tc>
+          <w:tcPr>
+            <w:tcW w:type="dxa" w:w="1300"/>
+            <w:tcBorders>
+              <w:top w:val="single" w:color="CCCCCC" w:sz="1"/>
+              <w:left w:val="single" w:color="CCCCCC" w:sz="1"/>
+              <w:bottom w:val="single" w:color="CCCCCC" w:sz="1"/>
+              <w:right w:val="single" w:color="CCCCCC" w:sz="1"/>
+            </w:tcBorders>
+            <w:shd w:fill="F2F2F2" w:val="clear"/>
+            <w:tcMar>
+              <w:top w:type="dxa" w:w="60"/>
+              <w:left w:type="dxa" w:w="100"/>
+              <w:bottom w:type="dxa" w:w="60"/>
+              <w:right w:type="dxa" w:w="100"/>
+            </w:tcMar>
+          </w:tcPr>
+          <w:p>
+            <w:pPr>
+              <w:jc w:val="left"/>
+            </w:pPr>
+            <w:r>
+              <w:rPr>
+                <w:rFonts w:ascii="Arial" w:cs="Arial" w:eastAsia="Arial" w:hAnsi="Arial"/>
+                <w:b w:val="false"/>
+                <w:bCs w:val="false"/>
+                <w:color w:val="333333"/>
+                <w:sz w:val="20"/>
+                <w:szCs w:val="20"/>
+              </w:rPr>
+              <w:t xml:space="preserve">50% WIS</w:t>
+            </w:r>
+          </w:p>
+        </w:tc>
+        <w:tc>
+          <w:tcPr>
+            <w:tcW w:type="dxa" w:w="2160"/>
+            <w:tcBorders>
+              <w:top w:val="single" w:color="CCCCCC" w:sz="1"/>
+              <w:left w:val="single" w:color="CCCCCC" w:sz="1"/>
+              <w:bottom w:val="single" w:color="CCCCCC" w:sz="1"/>
+              <w:right w:val="single" w:color="CCCCCC" w:sz="1"/>
+            </w:tcBorders>
+            <w:shd w:fill="F2F2F2" w:val="clear"/>
+            <w:tcMar>
+              <w:top w:type="dxa" w:w="60"/>
+              <w:left w:type="dxa" w:w="100"/>
+              <w:bottom w:type="dxa" w:w="60"/>
+              <w:right w:type="dxa" w:w="100"/>
+            </w:tcMar>
+          </w:tcPr>
+          <w:p>
+            <w:pPr>
+              <w:jc w:val="left"/>
+            </w:pPr>
+            <w:r>
+              <w:rPr>
+                <w:rFonts w:ascii="Arial" w:cs="Arial" w:eastAsia="Arial" w:hAnsi="Arial"/>
+                <w:b w:val="false"/>
+                <w:bCs w:val="false"/>
+                <w:color w:val="333333"/>
+                <w:sz w:val="20"/>
+                <w:szCs w:val="20"/>
+              </w:rPr>
+              <w:t xml:space="preserve">—</w:t>
+            </w:r>
+          </w:p>
+        </w:tc>
+      </w:tr>
+      <w:tr>
+        <w:tc>
+          <w:tcPr>
+            <w:tcW w:type="dxa" w:w="1200"/>
+            <w:tcBorders>
+              <w:top w:val="single" w:color="CCCCCC" w:sz="1"/>
+              <w:left w:val="single" w:color="CCCCCC" w:sz="1"/>
+              <w:bottom w:val="single" w:color="CCCCCC" w:sz="1"/>
+              <w:right w:val="single" w:color="CCCCCC" w:sz="1"/>
+            </w:tcBorders>
+            <w:tcMar>
+              <w:top w:type="dxa" w:w="60"/>
+              <w:left w:type="dxa" w:w="100"/>
+              <w:bottom w:type="dxa" w:w="60"/>
+              <w:right w:type="dxa" w:w="100"/>
+            </w:tcMar>
+          </w:tcPr>
+          <w:p>
+            <w:pPr>
+              <w:jc w:val="left"/>
+            </w:pPr>
+            <w:r>
+              <w:rPr>
+                <w:rFonts w:ascii="Arial" w:cs="Arial" w:eastAsia="Arial" w:hAnsi="Arial"/>
+                <w:b/>
+                <w:bCs/>
+                <w:color w:val="333333"/>
+                <w:sz w:val="20"/>
+                <w:szCs w:val="20"/>
+              </w:rPr>
+              <w:t xml:space="preserve">Druid</w:t>
+            </w:r>
+          </w:p>
+        </w:tc>
+        <w:tc>
+          <w:tcPr>
+            <w:tcW w:type="dxa" w:w="900"/>
+            <w:tcBorders>
+              <w:top w:val="single" w:color="CCCCCC" w:sz="1"/>
+              <w:left w:val="single" w:color="CCCCCC" w:sz="1"/>
+              <w:bottom w:val="single" w:color="CCCCCC" w:sz="1"/>
+              <w:right w:val="single" w:color="CCCCCC" w:sz="1"/>
+            </w:tcBorders>
+            <w:tcMar>
+              <w:top w:type="dxa" w:w="60"/>
+              <w:left w:type="dxa" w:w="100"/>
+              <w:bottom w:type="dxa" w:w="60"/>
+              <w:right w:type="dxa" w:w="100"/>
+            </w:tcMar>
+          </w:tcPr>
+          <w:p>
+            <w:pPr>
+              <w:jc w:val="left"/>
+            </w:pPr>
+            <w:r>
+              <w:rPr>
+                <w:rFonts w:ascii="Arial" w:cs="Arial" w:eastAsia="Arial" w:hAnsi="Arial"/>
+                <w:b w:val="false"/>
+                <w:bCs w:val="false"/>
+                <w:color w:val="333333"/>
+                <w:sz w:val="20"/>
+                <w:szCs w:val="20"/>
+              </w:rPr>
+              <w:t xml:space="preserve">5</w:t>
+            </w:r>
+          </w:p>
+        </w:tc>
+        <w:tc>
+          <w:tcPr>
+            <w:tcW w:type="dxa" w:w="900"/>
+            <w:tcBorders>
+              <w:top w:val="single" w:color="CCCCCC" w:sz="1"/>
+              <w:left w:val="single" w:color="CCCCCC" w:sz="1"/>
+              <w:bottom w:val="single" w:color="CCCCCC" w:sz="1"/>
+              <w:right w:val="single" w:color="CCCCCC" w:sz="1"/>
+            </w:tcBorders>
+            <w:tcMar>
+              <w:top w:type="dxa" w:w="60"/>
+              <w:left w:type="dxa" w:w="100"/>
+              <w:bottom w:type="dxa" w:w="60"/>
+              <w:right w:type="dxa" w:w="100"/>
+            </w:tcMar>
+          </w:tcPr>
+          <w:p>
+            <w:pPr>
+              <w:jc w:val="left"/>
+            </w:pPr>
+            <w:r>
+              <w:rPr>
+                <w:rFonts w:ascii="Arial" w:cs="Arial" w:eastAsia="Arial" w:hAnsi="Arial"/>
+                <w:b w:val="false"/>
+                <w:bCs w:val="false"/>
+                <w:color w:val="333333"/>
+                <w:sz w:val="20"/>
+                <w:szCs w:val="20"/>
+              </w:rPr>
+              <w:t xml:space="preserve">12</w:t>
+            </w:r>
+          </w:p>
+        </w:tc>
+        <w:tc>
+          <w:tcPr>
+            <w:tcW w:type="dxa" w:w="800"/>
+            <w:tcBorders>
+              <w:top w:val="single" w:color="CCCCCC" w:sz="1"/>
+              <w:left w:val="single" w:color="CCCCCC" w:sz="1"/>
+              <w:bottom w:val="single" w:color="CCCCCC" w:sz="1"/>
+              <w:right w:val="single" w:color="CCCCCC" w:sz="1"/>
+            </w:tcBorders>
+            <w:tcMar>
+              <w:top w:type="dxa" w:w="60"/>
+              <w:left w:type="dxa" w:w="100"/>
+              <w:bottom w:type="dxa" w:w="60"/>
+              <w:right w:type="dxa" w:w="100"/>
+            </w:tcMar>
+          </w:tcPr>
+          <w:p>
+            <w:pPr>
+              <w:jc w:val="left"/>
+            </w:pPr>
+            <w:r>
+              <w:rPr>
+                <w:rFonts w:ascii="Arial" w:cs="Arial" w:eastAsia="Arial" w:hAnsi="Arial"/>
+                <w:b w:val="false"/>
+                <w:bCs w:val="false"/>
+                <w:color w:val="333333"/>
+                <w:sz w:val="20"/>
+                <w:szCs w:val="20"/>
+              </w:rPr>
+              <w:t xml:space="preserve">2</w:t>
+            </w:r>
+          </w:p>
+        </w:tc>
+        <w:tc>
+          <w:tcPr>
+            <w:tcW w:type="dxa" w:w="1100"/>
+            <w:tcBorders>
+              <w:top w:val="single" w:color="CCCCCC" w:sz="1"/>
+              <w:left w:val="single" w:color="CCCCCC" w:sz="1"/>
+              <w:bottom w:val="single" w:color="CCCCCC" w:sz="1"/>
+              <w:right w:val="single" w:color="CCCCCC" w:sz="1"/>
+            </w:tcBorders>
+            <w:tcMar>
+              <w:top w:type="dxa" w:w="60"/>
+              <w:left w:type="dxa" w:w="100"/>
+              <w:bottom w:type="dxa" w:w="60"/>
+              <w:right w:type="dxa" w:w="100"/>
+            </w:tcMar>
+          </w:tcPr>
+          <w:p>
+            <w:pPr>
+              <w:jc w:val="left"/>
+            </w:pPr>
+            <w:r>
+              <w:rPr>
+                <w:rFonts w:ascii="Arial" w:cs="Arial" w:eastAsia="Arial" w:hAnsi="Arial"/>
+                <w:b w:val="false"/>
+                <w:bCs w:val="false"/>
+                <w:color w:val="333333"/>
+                <w:sz w:val="20"/>
+                <w:szCs w:val="20"/>
+              </w:rPr>
+              <w:t xml:space="preserve">Both</w:t>
+            </w:r>
+          </w:p>
+        </w:tc>
+        <w:tc>
+          <w:tcPr>
+            <w:tcW w:type="dxa" w:w="1000"/>
+            <w:tcBorders>
+              <w:top w:val="single" w:color="CCCCCC" w:sz="1"/>
+              <w:left w:val="single" w:color="CCCCCC" w:sz="1"/>
+              <w:bottom w:val="single" w:color="CCCCCC" w:sz="1"/>
+              <w:right w:val="single" w:color="CCCCCC" w:sz="1"/>
+            </w:tcBorders>
+            <w:tcMar>
+              <w:top w:type="dxa" w:w="60"/>
+              <w:left w:type="dxa" w:w="100"/>
+              <w:bottom w:type="dxa" w:w="60"/>
+              <w:right w:type="dxa" w:w="100"/>
+            </w:tcMar>
+          </w:tcPr>
+          <w:p>
+            <w:pPr>
+              <w:jc w:val="left"/>
+            </w:pPr>
+            <w:r>
+              <w:rPr>
+                <w:rFonts w:ascii="Arial" w:cs="Arial" w:eastAsia="Arial" w:hAnsi="Arial"/>
+                <w:b w:val="false"/>
+                <w:bCs w:val="false"/>
+                <w:color w:val="333333"/>
+                <w:sz w:val="20"/>
+                <w:szCs w:val="20"/>
+              </w:rPr>
+              <w:t xml:space="preserve">Cloth</w:t>
+            </w:r>
+          </w:p>
+        </w:tc>
+        <w:tc>
+          <w:tcPr>
+            <w:tcW w:type="dxa" w:w="1300"/>
+            <w:tcBorders>
+              <w:top w:val="single" w:color="CCCCCC" w:sz="1"/>
+              <w:left w:val="single" w:color="CCCCCC" w:sz="1"/>
+              <w:bottom w:val="single" w:color="CCCCCC" w:sz="1"/>
+              <w:right w:val="single" w:color="CCCCCC" w:sz="1"/>
+            </w:tcBorders>
+            <w:tcMar>
+              <w:top w:type="dxa" w:w="60"/>
+              <w:left w:type="dxa" w:w="100"/>
+              <w:bottom w:type="dxa" w:w="60"/>
+              <w:right w:type="dxa" w:w="100"/>
+            </w:tcMar>
+          </w:tcPr>
+          <w:p>
+            <w:pPr>
+              <w:jc w:val="left"/>
+            </w:pPr>
+            <w:r>
+              <w:rPr>
+                <w:rFonts w:ascii="Arial" w:cs="Arial" w:eastAsia="Arial" w:hAnsi="Arial"/>
+                <w:b w:val="false"/>
+                <w:bCs w:val="false"/>
+                <w:color w:val="333333"/>
+                <w:sz w:val="20"/>
+                <w:szCs w:val="20"/>
+              </w:rPr>
+              <w:t xml:space="preserve">50% INT/WIS</w:t>
+            </w:r>
+          </w:p>
+        </w:tc>
+        <w:tc>
+          <w:tcPr>
+            <w:tcW w:type="dxa" w:w="2160"/>
+            <w:tcBorders>
+              <w:top w:val="single" w:color="CCCCCC" w:sz="1"/>
+              <w:left w:val="single" w:color="CCCCCC" w:sz="1"/>
+              <w:bottom w:val="single" w:color="CCCCCC" w:sz="1"/>
+              <w:right w:val="single" w:color="CCCCCC" w:sz="1"/>
+            </w:tcBorders>
+            <w:tcMar>
+              <w:top w:type="dxa" w:w="60"/>
+              <w:left w:type="dxa" w:w="100"/>
+              <w:bottom w:type="dxa" w:w="60"/>
+              <w:right w:type="dxa" w:w="100"/>
+            </w:tcMar>
+          </w:tcPr>
+          <w:p>
+            <w:pPr>
+              <w:jc w:val="left"/>
+            </w:pPr>
+            <w:r>
+              <w:rPr>
+                <w:rFonts w:ascii="Arial" w:cs="Arial" w:eastAsia="Arial" w:hAnsi="Arial"/>
+                <w:b w:val="false"/>
+                <w:bCs w:val="false"/>
+                <w:color w:val="333333"/>
+                <w:sz w:val="20"/>
+                <w:szCs w:val="20"/>
+              </w:rPr>
+              <w:t xml:space="preserve">2× MP regen</w:t>
+            </w:r>
+          </w:p>
+        </w:tc>
+      </w:tr>
+      <w:tr>
+        <w:tc>
+          <w:tcPr>
+            <w:tcW w:type="dxa" w:w="1200"/>
+            <w:tcBorders>
+              <w:top w:val="single" w:color="CCCCCC" w:sz="1"/>
+              <w:left w:val="single" w:color="CCCCCC" w:sz="1"/>
+              <w:bottom w:val="single" w:color="CCCCCC" w:sz="1"/>
+              <w:right w:val="single" w:color="CCCCCC" w:sz="1"/>
+            </w:tcBorders>
+            <w:shd w:fill="F2F2F2" w:val="clear"/>
+            <w:tcMar>
+              <w:top w:type="dxa" w:w="60"/>
+              <w:left w:type="dxa" w:w="100"/>
+              <w:bottom w:type="dxa" w:w="60"/>
+              <w:right w:type="dxa" w:w="100"/>
+            </w:tcMar>
+          </w:tcPr>
+          <w:p>
+            <w:pPr>
+              <w:jc w:val="left"/>
+            </w:pPr>
+            <w:r>
+              <w:rPr>
+                <w:rFonts w:ascii="Arial" w:cs="Arial" w:eastAsia="Arial" w:hAnsi="Arial"/>
+                <w:b/>
+                <w:bCs/>
+                <w:color w:val="333333"/>
+                <w:sz w:val="20"/>
+                <w:szCs w:val="20"/>
+              </w:rPr>
+              <w:t xml:space="preserve">Alchemist</w:t>
+            </w:r>
+          </w:p>
+        </w:tc>
+        <w:tc>
+          <w:tcPr>
+            <w:tcW w:type="dxa" w:w="900"/>
+            <w:tcBorders>
+              <w:top w:val="single" w:color="CCCCCC" w:sz="1"/>
+              <w:left w:val="single" w:color="CCCCCC" w:sz="1"/>
+              <w:bottom w:val="single" w:color="CCCCCC" w:sz="1"/>
+              <w:right w:val="single" w:color="CCCCCC" w:sz="1"/>
+            </w:tcBorders>
+            <w:shd w:fill="F2F2F2" w:val="clear"/>
+            <w:tcMar>
+              <w:top w:type="dxa" w:w="60"/>
+              <w:left w:type="dxa" w:w="100"/>
+              <w:bottom w:type="dxa" w:w="60"/>
+              <w:right w:type="dxa" w:w="100"/>
+            </w:tcMar>
+          </w:tcPr>
+          <w:p>
+            <w:pPr>
+              <w:jc w:val="left"/>
+            </w:pPr>
+            <w:r>
+              <w:rPr>
+                <w:rFonts w:ascii="Arial" w:cs="Arial" w:eastAsia="Arial" w:hAnsi="Arial"/>
+                <w:b w:val="false"/>
+                <w:bCs w:val="false"/>
+                <w:color w:val="333333"/>
+                <w:sz w:val="20"/>
+                <w:szCs w:val="20"/>
+              </w:rPr>
+              <w:t xml:space="preserve">4</w:t>
+            </w:r>
+          </w:p>
+        </w:tc>
+        <w:tc>
+          <w:tcPr>
+            <w:tcW w:type="dxa" w:w="900"/>
+            <w:tcBorders>
+              <w:top w:val="single" w:color="CCCCCC" w:sz="1"/>
+              <w:left w:val="single" w:color="CCCCCC" w:sz="1"/>
+              <w:bottom w:val="single" w:color="CCCCCC" w:sz="1"/>
+              <w:right w:val="single" w:color="CCCCCC" w:sz="1"/>
+            </w:tcBorders>
+            <w:shd w:fill="F2F2F2" w:val="clear"/>
+            <w:tcMar>
+              <w:top w:type="dxa" w:w="60"/>
+              <w:left w:type="dxa" w:w="100"/>
+              <w:bottom w:type="dxa" w:w="60"/>
+              <w:right w:type="dxa" w:w="100"/>
+            </w:tcMar>
+          </w:tcPr>
+          <w:p>
+            <w:pPr>
+              <w:jc w:val="left"/>
+            </w:pPr>
+            <w:r>
+              <w:rPr>
+                <w:rFonts w:ascii="Arial" w:cs="Arial" w:eastAsia="Arial" w:hAnsi="Arial"/>
+                <w:b w:val="false"/>
+                <w:bCs w:val="false"/>
+                <w:color w:val="333333"/>
+                <w:sz w:val="20"/>
+                <w:szCs w:val="20"/>
+              </w:rPr>
+              <w:t xml:space="preserve">8</w:t>
+            </w:r>
+          </w:p>
+        </w:tc>
+        <w:tc>
+          <w:tcPr>
+            <w:tcW w:type="dxa" w:w="800"/>
+            <w:tcBorders>
+              <w:top w:val="single" w:color="CCCCCC" w:sz="1"/>
+              <w:left w:val="single" w:color="CCCCCC" w:sz="1"/>
+              <w:bottom w:val="single" w:color="CCCCCC" w:sz="1"/>
+              <w:right w:val="single" w:color="CCCCCC" w:sz="1"/>
+            </w:tcBorders>
+            <w:shd w:fill="F2F2F2" w:val="clear"/>
+            <w:tcMar>
+              <w:top w:type="dxa" w:w="60"/>
+              <w:left w:type="dxa" w:w="100"/>
+              <w:bottom w:type="dxa" w:w="60"/>
+              <w:right w:type="dxa" w:w="100"/>
+            </w:tcMar>
+          </w:tcPr>
+          <w:p>
+            <w:pPr>
+              <w:jc w:val="left"/>
+            </w:pPr>
+            <w:r>
+              <w:rPr>
+                <w:rFonts w:ascii="Arial" w:cs="Arial" w:eastAsia="Arial" w:hAnsi="Arial"/>
+                <w:b w:val="false"/>
+                <w:bCs w:val="false"/>
+                <w:color w:val="333333"/>
+                <w:sz w:val="20"/>
+                <w:szCs w:val="20"/>
+              </w:rPr>
+              <w:t xml:space="preserve">3</w:t>
+            </w:r>
+          </w:p>
+        </w:tc>
+        <w:tc>
+          <w:tcPr>
+            <w:tcW w:type="dxa" w:w="1100"/>
+            <w:tcBorders>
+              <w:top w:val="single" w:color="CCCCCC" w:sz="1"/>
+              <w:left w:val="single" w:color="CCCCCC" w:sz="1"/>
+              <w:bottom w:val="single" w:color="CCCCCC" w:sz="1"/>
+              <w:right w:val="single" w:color="CCCCCC" w:sz="1"/>
+            </w:tcBorders>
+            <w:shd w:fill="F2F2F2" w:val="clear"/>
+            <w:tcMar>
+              <w:top w:type="dxa" w:w="60"/>
+              <w:left w:type="dxa" w:w="100"/>
+              <w:bottom w:type="dxa" w:w="60"/>
+              <w:right w:type="dxa" w:w="100"/>
+            </w:tcMar>
+          </w:tcPr>
+          <w:p>
+            <w:pPr>
+              <w:jc w:val="left"/>
+            </w:pPr>
+            <w:r>
+              <w:rPr>
+                <w:rFonts w:ascii="Arial" w:cs="Arial" w:eastAsia="Arial" w:hAnsi="Arial"/>
+                <w:b w:val="false"/>
+                <w:bCs w:val="false"/>
+                <w:color w:val="333333"/>
+                <w:sz w:val="20"/>
+                <w:szCs w:val="20"/>
+              </w:rPr>
+              <w:t xml:space="preserve">Sorcerer</w:t>
+            </w:r>
+          </w:p>
+        </w:tc>
+        <w:tc>
+          <w:tcPr>
+            <w:tcW w:type="dxa" w:w="1000"/>
+            <w:tcBorders>
+              <w:top w:val="single" w:color="CCCCCC" w:sz="1"/>
+              <w:left w:val="single" w:color="CCCCCC" w:sz="1"/>
+              <w:bottom w:val="single" w:color="CCCCCC" w:sz="1"/>
+              <w:right w:val="single" w:color="CCCCCC" w:sz="1"/>
+            </w:tcBorders>
+            <w:shd w:fill="F2F2F2" w:val="clear"/>
+            <w:tcMar>
+              <w:top w:type="dxa" w:w="60"/>
+              <w:left w:type="dxa" w:w="100"/>
+              <w:bottom w:type="dxa" w:w="60"/>
+              <w:right w:type="dxa" w:w="100"/>
+            </w:tcMar>
+          </w:tcPr>
+          <w:p>
+            <w:pPr>
+              <w:jc w:val="left"/>
+            </w:pPr>
+            <w:r>
+              <w:rPr>
+                <w:rFonts w:ascii="Arial" w:cs="Arial" w:eastAsia="Arial" w:hAnsi="Arial"/>
+                <w:b w:val="false"/>
+                <w:bCs w:val="false"/>
+                <w:color w:val="333333"/>
+                <w:sz w:val="20"/>
+                <w:szCs w:val="20"/>
+              </w:rPr>
+              <w:t xml:space="preserve">Cloth</w:t>
+            </w:r>
+          </w:p>
+        </w:tc>
+        <w:tc>
+          <w:tcPr>
+            <w:tcW w:type="dxa" w:w="1300"/>
+            <w:tcBorders>
+              <w:top w:val="single" w:color="CCCCCC" w:sz="1"/>
+              <w:left w:val="single" w:color="CCCCCC" w:sz="1"/>
+              <w:bottom w:val="single" w:color="CCCCCC" w:sz="1"/>
+              <w:right w:val="single" w:color="CCCCCC" w:sz="1"/>
+            </w:tcBorders>
+            <w:shd w:fill="F2F2F2" w:val="clear"/>
+            <w:tcMar>
+              <w:top w:type="dxa" w:w="60"/>
+              <w:left w:type="dxa" w:w="100"/>
+              <w:bottom w:type="dxa" w:w="60"/>
+              <w:right w:type="dxa" w:w="100"/>
+            </w:tcMar>
+          </w:tcPr>
+          <w:p>
+            <w:pPr>
+              <w:jc w:val="left"/>
+            </w:pPr>
+            <w:r>
+              <w:rPr>
+                <w:rFonts w:ascii="Arial" w:cs="Arial" w:eastAsia="Arial" w:hAnsi="Arial"/>
+                <w:b w:val="false"/>
+                <w:bCs w:val="false"/>
+                <w:color w:val="333333"/>
+                <w:sz w:val="20"/>
+                <w:szCs w:val="20"/>
+              </w:rPr>
+              <w:t xml:space="preserve">50% INT</w:t>
+            </w:r>
+          </w:p>
+        </w:tc>
+        <w:tc>
+          <w:tcPr>
+            <w:tcW w:type="dxa" w:w="2160"/>
+            <w:tcBorders>
+              <w:top w:val="single" w:color="CCCCCC" w:sz="1"/>
+              <w:left w:val="single" w:color="CCCCCC" w:sz="1"/>
+              <w:bottom w:val="single" w:color="CCCCCC" w:sz="1"/>
+              <w:right w:val="single" w:color="CCCCCC" w:sz="1"/>
+            </w:tcBorders>
+            <w:shd w:fill="F2F2F2" w:val="clear"/>
+            <w:tcMar>
+              <w:top w:type="dxa" w:w="60"/>
+              <w:left w:type="dxa" w:w="100"/>
+              <w:bottom w:type="dxa" w:w="60"/>
+              <w:right w:type="dxa" w:w="100"/>
+            </w:tcMar>
+          </w:tcPr>
+          <w:p>
+            <w:pPr>
+              <w:jc w:val="left"/>
+            </w:pPr>
+            <w:r>
+              <w:rPr>
+                <w:rFonts w:ascii="Arial" w:cs="Arial" w:eastAsia="Arial" w:hAnsi="Arial"/>
+                <w:b w:val="false"/>
+                <w:bCs w:val="false"/>
+                <w:color w:val="333333"/>
+                <w:sz w:val="20"/>
+                <w:szCs w:val="20"/>
+              </w:rPr>
+              <w:t xml:space="preserve">Brew Potions</w:t>
+            </w:r>
+          </w:p>
+        </w:tc>
+      </w:tr>
+    </w:tbl>
+    <w:p>
+      <w:pPr>
+        <w:spacing w:after="80"/>
+      </w:pPr>
+    </w:p>
+    <w:tbl>
+      <w:tblPr>
+        <w:tblW w:type="dxa" w:w="9360"/>
+        <w:tblBorders>
+          <w:top w:val="single" w:color="auto" w:sz="4"/>
+          <w:left w:val="single" w:color="auto" w:sz="4"/>
+          <w:bottom w:val="single" w:color="auto" w:sz="4"/>
+          <w:right w:val="single" w:color="auto" w:sz="4"/>
+          <w:insideH w:val="single" w:color="auto" w:sz="4"/>
+          <w:insideV w:val="single" w:color="auto" w:sz="4"/>
+        </w:tblBorders>
+      </w:tblPr>
+      <w:tblGrid>
+        <w:gridCol w:w="9360"/>
+      </w:tblGrid>
+      <w:tr>
+        <w:tc>
+          <w:tcPr>
+            <w:tcW w:type="dxa" w:w="9360"/>
+            <w:tcBorders>
+              <w:top w:val="single" w:color="155724" w:sz="1"/>
+              <w:left w:val="single" w:color="155724" w:sz="6"/>
+              <w:bottom w:val="single" w:color="155724" w:sz="1"/>
+              <w:right w:val="single" w:color="155724" w:sz="1"/>
+            </w:tcBorders>
+            <w:shd w:fill="D4EDDA" w:val="clear"/>
+            <w:tcMar>
+              <w:top w:type="dxa" w:w="100"/>
+              <w:left w:type="dxa" w:w="160"/>
+              <w:bottom w:type="dxa" w:w="100"/>
+              <w:right w:type="dxa" w:w="160"/>
+            </w:tcMar>
+          </w:tcPr>
+          <w:p>
+            <w:r>
+              <w:rPr>
+                <w:rFonts w:ascii="Arial" w:cs="Arial" w:eastAsia="Arial" w:hAnsi="Arial"/>
+                <w:b/>
+                <w:bCs/>
+                <w:color w:val="155724"/>
+                <w:sz w:val="20"/>
+                <w:szCs w:val="20"/>
+              </w:rPr>
+              <w:t xml:space="preserve">Tip: </w:t>
+            </w:r>
+            <w:r>
+              <w:rPr>
+                <w:rFonts w:ascii="Arial" w:cs="Arial" w:eastAsia="Arial" w:hAnsi="Arial"/>
+                <w:color w:val="155724"/>
+                <w:sz w:val="20"/>
+                <w:szCs w:val="20"/>
+              </w:rPr>
+              <w:t xml:space="preserve">A well-rounded party might include a Fighter or Paladin on the front line, a Cleric for healing and Turn Undead, a Wizard for devastating damage spells, and a Thief for utility and ranged harassment.</w:t>
+            </w:r>
+          </w:p>
+        </w:tc>
+      </w:tr>
+    </w:tbl>
     <w:p>
       <w:pPr>
         <w:pBdr>
